--- a/러시아 인권변호사/4부/4부_11화_당선의_밤.docx
+++ b/러시아 인권변호사/4부/4부_11화_당선의_밤.docx
@@ -181,7 +181,7 @@
           <w:i w:val="0"/>
           <w:sz w:val="22"/>
         </w:rPr>
-        <w:t xml:space="preserve">Наблюдатель на участке: </w:t>
+        <w:t xml:space="preserve">Анна: </w:t>
       </w:r>
       <w:r>
         <w:rPr>
@@ -190,7 +190,7 @@
           <w:i w:val="0"/>
           <w:sz w:val="22"/>
         </w:rPr>
-        <w:t>Алексей Николаевич, для истории — какие ощущения, когда голосуешь за самого себя?</w:t>
+        <w:t>И не делай такое лицо. Люди смотрят. Улыбнись хоть немного.</w:t>
       </w:r>
     </w:p>
     <w:p>
@@ -213,7 +213,7 @@
           <w:i w:val="0"/>
           <w:sz w:val="22"/>
         </w:rPr>
-        <w:t>Странные, если честно. Как будто это не совсем про меня, а про всех, кто дошёл до этого дня вместе со мной.</w:t>
+        <w:t>Я улыбаюсь, мам.</w:t>
       </w:r>
     </w:p>
     <w:p>
@@ -227,7 +227,7 @@
           <w:i w:val="0"/>
           <w:sz w:val="22"/>
         </w:rPr>
-        <w:t xml:space="preserve">Наблюдатель на участке: </w:t>
+        <w:t xml:space="preserve">Анна: </w:t>
       </w:r>
       <w:r>
         <w:rPr>
@@ -236,7 +236,7 @@
           <w:i w:val="0"/>
           <w:sz w:val="22"/>
         </w:rPr>
-        <w:t>А вы не боитесь, что здесь, в вашем же городе, что-нибудь «нарисуют»?</w:t>
+        <w:t>Это ты так в детстве улыбался перед контрольной. Я помню.</w:t>
       </w:r>
     </w:p>
     <w:p>
@@ -250,7 +250,7 @@
           <w:i w:val="0"/>
           <w:sz w:val="22"/>
         </w:rPr>
-        <w:t xml:space="preserve">Лёша: </w:t>
+        <w:t xml:space="preserve">Наблюдатель на участке: </w:t>
       </w:r>
       <w:r>
         <w:rPr>
@@ -259,7 +259,155 @@
           <w:i w:val="0"/>
           <w:sz w:val="22"/>
         </w:rPr>
+        <w:t>Алексей Николаевич, для истории — какие ощущения, когда голосуешь за самого себя?</w:t>
+      </w:r>
+    </w:p>
+    <w:p>
+      <w:pPr>
+        <w:spacing w:before="0" w:after="110" w:line="300" w:lineRule="auto"/>
+      </w:pPr>
+      <w:r>
+        <w:rPr>
+          <w:rFonts w:ascii="Times New Roman" w:hAnsi="Times New Roman" w:eastAsia="Malgun Gothic"/>
+          <w:b/>
+          <w:i w:val="0"/>
+          <w:sz w:val="22"/>
+        </w:rPr>
+        <w:t xml:space="preserve">Лёша: </w:t>
+      </w:r>
+      <w:r>
+        <w:rPr>
+          <w:rFonts w:ascii="Times New Roman" w:hAnsi="Times New Roman" w:eastAsia="Malgun Gothic"/>
+          <w:b w:val="0"/>
+          <w:i w:val="0"/>
+          <w:sz w:val="22"/>
+        </w:rPr>
+        <w:t>Странные, если честно. Как будто это не совсем про меня, а про всех, кто дошёл до этого дня вместе со мной.</w:t>
+      </w:r>
+    </w:p>
+    <w:p>
+      <w:pPr>
+        <w:spacing w:before="0" w:after="110" w:line="300" w:lineRule="auto"/>
+      </w:pPr>
+      <w:r>
+        <w:rPr>
+          <w:rFonts w:ascii="Times New Roman" w:hAnsi="Times New Roman" w:eastAsia="Malgun Gothic"/>
+          <w:b/>
+          <w:i w:val="0"/>
+          <w:sz w:val="22"/>
+        </w:rPr>
+        <w:t xml:space="preserve">Наблюдатель на участке: </w:t>
+      </w:r>
+      <w:r>
+        <w:rPr>
+          <w:rFonts w:ascii="Times New Roman" w:hAnsi="Times New Roman" w:eastAsia="Malgun Gothic"/>
+          <w:b w:val="0"/>
+          <w:i w:val="0"/>
+          <w:sz w:val="22"/>
+        </w:rPr>
+        <w:t>А вы не боитесь, что здесь, в вашем же городе, что-нибудь «нарисуют»?</w:t>
+      </w:r>
+    </w:p>
+    <w:p>
+      <w:pPr>
+        <w:spacing w:before="0" w:after="110" w:line="300" w:lineRule="auto"/>
+      </w:pPr>
+      <w:r>
+        <w:rPr>
+          <w:rFonts w:ascii="Times New Roman" w:hAnsi="Times New Roman" w:eastAsia="Malgun Gothic"/>
+          <w:b/>
+          <w:i w:val="0"/>
+          <w:sz w:val="22"/>
+        </w:rPr>
+        <w:t xml:space="preserve">Лёша: </w:t>
+      </w:r>
+      <w:r>
+        <w:rPr>
+          <w:rFonts w:ascii="Times New Roman" w:hAnsi="Times New Roman" w:eastAsia="Malgun Gothic"/>
+          <w:b w:val="0"/>
+          <w:i w:val="0"/>
+          <w:sz w:val="22"/>
+        </w:rPr>
         <w:t>Здесь — нет. Здесь пятьсот наблюдателей, и половину из них я знаю с детства. Боюсь за те участки, где наблюдателей нет.</w:t>
+      </w:r>
+    </w:p>
+    <w:p>
+      <w:pPr>
+        <w:spacing w:before="0" w:after="110" w:line="300" w:lineRule="auto"/>
+      </w:pPr>
+      <w:r>
+        <w:rPr>
+          <w:rFonts w:ascii="Times New Roman" w:hAnsi="Times New Roman" w:eastAsia="Malgun Gothic"/>
+          <w:b/>
+          <w:i w:val="0"/>
+          <w:sz w:val="22"/>
+        </w:rPr>
+        <w:t xml:space="preserve">Наблюдатель на участке: </w:t>
+      </w:r>
+      <w:r>
+        <w:rPr>
+          <w:rFonts w:ascii="Times New Roman" w:hAnsi="Times New Roman" w:eastAsia="Malgun Gothic"/>
+          <w:b w:val="0"/>
+          <w:i/>
+          <w:color w:val="555555"/>
+          <w:sz w:val="22"/>
+        </w:rPr>
+        <w:t>(смеётся)</w:t>
+      </w:r>
+      <w:r>
+        <w:rPr>
+          <w:rFonts w:ascii="Times New Roman" w:hAnsi="Times New Roman" w:eastAsia="Malgun Gothic"/>
+          <w:b w:val="0"/>
+          <w:i w:val="0"/>
+          <w:sz w:val="22"/>
+        </w:rPr>
+        <w:t xml:space="preserve"> Я, между прочим, тоже вас знаю. Вы у нас во дворе в футбол играли. Вратарём.</w:t>
+      </w:r>
+    </w:p>
+    <w:p>
+      <w:pPr>
+        <w:spacing w:before="0" w:after="110" w:line="300" w:lineRule="auto"/>
+      </w:pPr>
+      <w:r>
+        <w:rPr>
+          <w:rFonts w:ascii="Times New Roman" w:hAnsi="Times New Roman" w:eastAsia="Malgun Gothic"/>
+          <w:b/>
+          <w:i w:val="0"/>
+          <w:sz w:val="22"/>
+        </w:rPr>
+        <w:t xml:space="preserve">Лёша: </w:t>
+      </w:r>
+      <w:r>
+        <w:rPr>
+          <w:rFonts w:ascii="Times New Roman" w:hAnsi="Times New Roman" w:eastAsia="Malgun Gothic"/>
+          <w:b w:val="0"/>
+          <w:i w:val="0"/>
+          <w:sz w:val="22"/>
+        </w:rPr>
+        <w:t>Плохим вратарём.</w:t>
+      </w:r>
+    </w:p>
+    <w:p>
+      <w:pPr>
+        <w:spacing w:before="0" w:after="110" w:line="300" w:lineRule="auto"/>
+      </w:pPr>
+      <w:r>
+        <w:rPr>
+          <w:rFonts w:ascii="Times New Roman" w:hAnsi="Times New Roman" w:eastAsia="Malgun Gothic"/>
+          <w:b/>
+          <w:i w:val="0"/>
+          <w:sz w:val="22"/>
+        </w:rPr>
+        <w:t xml:space="preserve">Наблюдатель на участке: </w:t>
+      </w:r>
+      <w:r>
+        <w:rPr>
+          <w:rFonts w:ascii="Times New Roman" w:hAnsi="Times New Roman" w:eastAsia="Malgun Gothic"/>
+          <w:b w:val="0"/>
+          <w:i w:val="0"/>
+          <w:sz w:val="22"/>
+        </w:rPr>
+        <w:t>Ужасным. Но из ворот никогда не уходили. Даже когда вас лупили мячом по лицу.</w:t>
       </w:r>
     </w:p>
     <w:p>
@@ -358,6 +506,75 @@
           <w:i w:val="0"/>
           <w:sz w:val="22"/>
         </w:rPr>
+        <w:t xml:space="preserve">Катя: </w:t>
+      </w:r>
+      <w:r>
+        <w:rPr>
+          <w:rFonts w:ascii="Times New Roman" w:hAnsi="Times New Roman" w:eastAsia="Malgun Gothic"/>
+          <w:b w:val="0"/>
+          <w:i w:val="0"/>
+          <w:sz w:val="22"/>
+        </w:rPr>
+        <w:t>«Компас» просил передать: у них свои наблюдатели на четырёхстах участках, данные будут через час. Изольда Тимофеевна пересчитывает протоколы по фотографиям.</w:t>
+      </w:r>
+    </w:p>
+    <w:p>
+      <w:pPr>
+        <w:spacing w:before="0" w:after="110" w:line="300" w:lineRule="auto"/>
+      </w:pPr>
+      <w:r>
+        <w:rPr>
+          <w:rFonts w:ascii="Times New Roman" w:hAnsi="Times New Roman" w:eastAsia="Malgun Gothic"/>
+          <w:b/>
+          <w:i w:val="0"/>
+          <w:sz w:val="22"/>
+        </w:rPr>
+        <w:t xml:space="preserve">Лёша: </w:t>
+      </w:r>
+      <w:r>
+        <w:rPr>
+          <w:rFonts w:ascii="Times New Roman" w:hAnsi="Times New Roman" w:eastAsia="Malgun Gothic"/>
+          <w:b w:val="0"/>
+          <w:i w:val="0"/>
+          <w:sz w:val="22"/>
+        </w:rPr>
+        <w:t>Все четыреста?</w:t>
+      </w:r>
+    </w:p>
+    <w:p>
+      <w:pPr>
+        <w:spacing w:before="0" w:after="110" w:line="300" w:lineRule="auto"/>
+      </w:pPr>
+      <w:r>
+        <w:rPr>
+          <w:rFonts w:ascii="Times New Roman" w:hAnsi="Times New Roman" w:eastAsia="Malgun Gothic"/>
+          <w:b/>
+          <w:i w:val="0"/>
+          <w:sz w:val="22"/>
+        </w:rPr>
+        <w:t xml:space="preserve">Катя: </w:t>
+      </w:r>
+      <w:r>
+        <w:rPr>
+          <w:rFonts w:ascii="Times New Roman" w:hAnsi="Times New Roman" w:eastAsia="Malgun Gothic"/>
+          <w:b w:val="0"/>
+          <w:i w:val="0"/>
+          <w:sz w:val="22"/>
+        </w:rPr>
+        <w:t>Она сказала: «Тридцать лет в профессии, Екатерина Ивановна, — и я ещё не видела протокола, который не хотела бы пересчитать».</w:t>
+      </w:r>
+    </w:p>
+    <w:p>
+      <w:pPr>
+        <w:spacing w:before="0" w:after="110" w:line="300" w:lineRule="auto"/>
+      </w:pPr>
+      <w:r>
+        <w:rPr>
+          <w:rFonts w:ascii="Times New Roman" w:hAnsi="Times New Roman" w:eastAsia="Malgun Gothic"/>
+          <w:b/>
+          <w:i w:val="0"/>
+          <w:sz w:val="22"/>
+        </w:rPr>
         <w:t xml:space="preserve">Лёша: </w:t>
       </w:r>
       <w:r>
@@ -401,6 +618,29 @@
           <w:sz w:val="22"/>
         </w:rPr>
         <w:t>Знаю. Но паниковать рано.</w:t>
+      </w:r>
+    </w:p>
+    <w:p>
+      <w:pPr>
+        <w:spacing w:before="0" w:after="110" w:line="300" w:lineRule="auto"/>
+      </w:pPr>
+      <w:r>
+        <w:rPr>
+          <w:rFonts w:ascii="Times New Roman" w:hAnsi="Times New Roman" w:eastAsia="Malgun Gothic"/>
+          <w:b/>
+          <w:i w:val="0"/>
+          <w:sz w:val="22"/>
+        </w:rPr>
+        <w:t xml:space="preserve">Лёша: </w:t>
+      </w:r>
+      <w:r>
+        <w:rPr>
+          <w:rFonts w:ascii="Times New Roman" w:hAnsi="Times New Roman" w:eastAsia="Malgun Gothic"/>
+          <w:b w:val="0"/>
+          <w:i w:val="0"/>
+          <w:sz w:val="22"/>
+        </w:rPr>
+        <w:t>Я не паникую, Катя. Я хожу. Это разные вещи.</w:t>
       </w:r>
     </w:p>
     <w:p>
@@ -509,7 +749,7 @@
           <w:i w:val="0"/>
           <w:sz w:val="22"/>
         </w:rPr>
-        <w:t xml:space="preserve">Гребенщиков: </w:t>
+        <w:t xml:space="preserve">Ирина: </w:t>
       </w:r>
       <w:r>
         <w:rPr>
@@ -518,7 +758,30 @@
           <w:i w:val="0"/>
           <w:sz w:val="22"/>
         </w:rPr>
-        <w:t>Крупные города считают позже сельских районов. А ваша база сильнее именно в городах.</w:t>
+        <w:t>Держин заявил, что «не признает итоги до полного подсчёта». Он пока на двадцати семи.</w:t>
+      </w:r>
+    </w:p>
+    <w:p>
+      <w:pPr>
+        <w:spacing w:before="0" w:after="110" w:line="300" w:lineRule="auto"/>
+      </w:pPr>
+      <w:r>
+        <w:rPr>
+          <w:rFonts w:ascii="Times New Roman" w:hAnsi="Times New Roman" w:eastAsia="Malgun Gothic"/>
+          <w:b/>
+          <w:i w:val="0"/>
+          <w:sz w:val="22"/>
+        </w:rPr>
+        <w:t xml:space="preserve">Гребенщиков: </w:t>
+      </w:r>
+      <w:r>
+        <w:rPr>
+          <w:rFonts w:ascii="Times New Roman" w:hAnsi="Times New Roman" w:eastAsia="Malgun Gothic"/>
+          <w:b w:val="0"/>
+          <w:i w:val="0"/>
+          <w:sz w:val="22"/>
+        </w:rPr>
+        <w:t>Он не признает итоги и после полного подсчёта. Это не заявление, Ирина, это программа на ближайший месяц. А нам пока — ждать. Крупные города считают позже сельских районов. А ваша база сильнее именно в городах.</w:t>
       </w:r>
     </w:p>
     <w:p>
@@ -590,6 +853,62 @@
           <w:sz w:val="22"/>
         </w:rPr>
         <w:t>Ещё рано. Ждём финальных данных.</w:t>
+      </w:r>
+    </w:p>
+    <w:p>
+      <w:pPr>
+        <w:spacing w:before="0" w:after="110" w:line="300" w:lineRule="auto"/>
+      </w:pPr>
+      <w:r>
+        <w:rPr>
+          <w:rFonts w:ascii="Times New Roman" w:hAnsi="Times New Roman" w:eastAsia="Malgun Gothic"/>
+          <w:b/>
+          <w:i w:val="0"/>
+          <w:sz w:val="22"/>
+        </w:rPr>
+        <w:t xml:space="preserve">Ирина: </w:t>
+      </w:r>
+      <w:r>
+        <w:rPr>
+          <w:rFonts w:ascii="Times New Roman" w:hAnsi="Times New Roman" w:eastAsia="Malgun Gothic"/>
+          <w:b w:val="0"/>
+          <w:i w:val="0"/>
+          <w:sz w:val="22"/>
+        </w:rPr>
+        <w:t>В Сибирской области — шестьдесят восемь. В Новокруцке — семьдесят четыре.</w:t>
+      </w:r>
+    </w:p>
+    <w:p>
+      <w:pPr>
+        <w:spacing w:before="0" w:after="110" w:line="300" w:lineRule="auto"/>
+      </w:pPr>
+      <w:r>
+        <w:rPr>
+          <w:rFonts w:ascii="Times New Roman" w:hAnsi="Times New Roman" w:eastAsia="Malgun Gothic"/>
+          <w:b/>
+          <w:i w:val="0"/>
+          <w:sz w:val="22"/>
+        </w:rPr>
+        <w:t xml:space="preserve">Лёша: </w:t>
+      </w:r>
+      <w:r>
+        <w:rPr>
+          <w:rFonts w:ascii="Times New Roman" w:hAnsi="Times New Roman" w:eastAsia="Malgun Gothic"/>
+          <w:b w:val="0"/>
+          <w:i/>
+          <w:color w:val="555555"/>
+          <w:sz w:val="22"/>
+        </w:rPr>
+        <w:t>(впервые улыбается)</w:t>
+      </w:r>
+      <w:r>
+        <w:rPr>
+          <w:rFonts w:ascii="Times New Roman" w:hAnsi="Times New Roman" w:eastAsia="Malgun Gothic"/>
+          <w:b w:val="0"/>
+          <w:i w:val="0"/>
+          <w:sz w:val="22"/>
+        </w:rPr>
+        <w:t xml:space="preserve"> Там меня знают. Там знают, какой я вратарь.</w:t>
       </w:r>
     </w:p>
     <w:p>
@@ -766,6 +1085,52 @@
           <w:i w:val="0"/>
           <w:sz w:val="22"/>
         </w:rPr>
+        <w:t xml:space="preserve">Гребенщиков: </w:t>
+      </w:r>
+      <w:r>
+        <w:rPr>
+          <w:rFonts w:ascii="Times New Roman" w:hAnsi="Times New Roman" w:eastAsia="Malgun Gothic"/>
+          <w:b w:val="0"/>
+          <w:i w:val="0"/>
+          <w:sz w:val="22"/>
+        </w:rPr>
+        <w:t>Алексей Николаевич, вы вообще слышите, что происходит?</w:t>
+      </w:r>
+    </w:p>
+    <w:p>
+      <w:pPr>
+        <w:spacing w:before="0" w:after="110" w:line="300" w:lineRule="auto"/>
+      </w:pPr>
+      <w:r>
+        <w:rPr>
+          <w:rFonts w:ascii="Times New Roman" w:hAnsi="Times New Roman" w:eastAsia="Malgun Gothic"/>
+          <w:b/>
+          <w:i w:val="0"/>
+          <w:sz w:val="22"/>
+        </w:rPr>
+        <w:t xml:space="preserve">Лёша: </w:t>
+      </w:r>
+      <w:r>
+        <w:rPr>
+          <w:rFonts w:ascii="Times New Roman" w:hAnsi="Times New Roman" w:eastAsia="Malgun Gothic"/>
+          <w:b w:val="0"/>
+          <w:i w:val="0"/>
+          <w:sz w:val="22"/>
+        </w:rPr>
+        <w:t>Слышу, Анатолий Викторович. Просто… как будто через стекло. Как тогда, в колонии.</w:t>
+      </w:r>
+    </w:p>
+    <w:p>
+      <w:pPr>
+        <w:spacing w:before="0" w:after="110" w:line="300" w:lineRule="auto"/>
+      </w:pPr>
+      <w:r>
+        <w:rPr>
+          <w:rFonts w:ascii="Times New Roman" w:hAnsi="Times New Roman" w:eastAsia="Malgun Gothic"/>
+          <w:b/>
+          <w:i w:val="0"/>
+          <w:sz w:val="22"/>
+        </w:rPr>
         <w:t xml:space="preserve">Катя: </w:t>
       </w:r>
       <w:r>
@@ -809,6 +1174,52 @@
           <w:sz w:val="22"/>
         </w:rPr>
         <w:t xml:space="preserve"> Тогда я считал, что это совпадение. Сейчас уже не уверен.</w:t>
+      </w:r>
+    </w:p>
+    <w:p>
+      <w:pPr>
+        <w:spacing w:before="0" w:after="110" w:line="300" w:lineRule="auto"/>
+      </w:pPr>
+      <w:r>
+        <w:rPr>
+          <w:rFonts w:ascii="Times New Roman" w:hAnsi="Times New Roman" w:eastAsia="Malgun Gothic"/>
+          <w:b/>
+          <w:i w:val="0"/>
+          <w:sz w:val="22"/>
+        </w:rPr>
+        <w:t xml:space="preserve">Катя: </w:t>
+      </w:r>
+      <w:r>
+        <w:rPr>
+          <w:rFonts w:ascii="Times New Roman" w:hAnsi="Times New Roman" w:eastAsia="Malgun Gothic"/>
+          <w:b w:val="0"/>
+          <w:i w:val="0"/>
+          <w:sz w:val="22"/>
+        </w:rPr>
+        <w:t>Держин только что выступил. Говорит о «фальсификациях», но призывать людей на улицы не стал.</w:t>
+      </w:r>
+    </w:p>
+    <w:p>
+      <w:pPr>
+        <w:spacing w:before="0" w:after="110" w:line="300" w:lineRule="auto"/>
+      </w:pPr>
+      <w:r>
+        <w:rPr>
+          <w:rFonts w:ascii="Times New Roman" w:hAnsi="Times New Roman" w:eastAsia="Malgun Gothic"/>
+          <w:b/>
+          <w:i w:val="0"/>
+          <w:sz w:val="22"/>
+        </w:rPr>
+        <w:t xml:space="preserve">Гребенщиков: </w:t>
+      </w:r>
+      <w:r>
+        <w:rPr>
+          <w:rFonts w:ascii="Times New Roman" w:hAnsi="Times New Roman" w:eastAsia="Malgun Gothic"/>
+          <w:b w:val="0"/>
+          <w:i w:val="0"/>
+          <w:sz w:val="22"/>
+        </w:rPr>
+        <w:t>Потому что вышло бы три человека и собака. Он умеет считать, когда нужно.</w:t>
       </w:r>
     </w:p>
     <w:p>
@@ -940,7 +1351,16 @@
           <w:i w:val="0"/>
           <w:sz w:val="22"/>
         </w:rPr>
-        <w:t xml:space="preserve">Литвинов: </w:t>
+        <w:t xml:space="preserve">Крылов: </w:t>
+      </w:r>
+      <w:r>
+        <w:rPr>
+          <w:rFonts w:ascii="Times New Roman" w:hAnsi="Times New Roman" w:eastAsia="Malgun Gothic"/>
+          <w:b w:val="0"/>
+          <w:i w:val="0"/>
+          <w:sz w:val="22"/>
+        </w:rPr>
+        <w:t xml:space="preserve">Разумеется. И ещё, Алексей Николаевич… </w:t>
       </w:r>
       <w:r>
         <w:rPr>
@@ -950,7 +1370,7 @@
           <w:color w:val="555555"/>
           <w:sz w:val="22"/>
         </w:rPr>
-        <w:t>(отдельным звонком)</w:t>
+        <w:t>(пауза)</w:t>
       </w:r>
       <w:r>
         <w:rPr>
@@ -959,7 +1379,7 @@
           <w:i w:val="0"/>
           <w:sz w:val="22"/>
         </w:rPr>
-        <w:t xml:space="preserve"> Поздравляю, Алексей Николаевич. Не могу сказать, что предвидел такой финал почти пять лет назад у ворот «Новтекса».</w:t>
+        <w:t xml:space="preserve"> Не как генерал. Я рад, что вы дожили до этой ночи.</w:t>
       </w:r>
     </w:p>
     <w:p>
@@ -979,10 +1399,20 @@
         <w:rPr>
           <w:rFonts w:ascii="Times New Roman" w:hAnsi="Times New Roman" w:eastAsia="Malgun Gothic"/>
           <w:b w:val="0"/>
+          <w:i/>
+          <w:color w:val="555555"/>
+          <w:sz w:val="22"/>
+        </w:rPr>
+        <w:t>(после паузы)</w:t>
+      </w:r>
+      <w:r>
+        <w:rPr>
+          <w:rFonts w:ascii="Times New Roman" w:hAnsi="Times New Roman" w:eastAsia="Malgun Gothic"/>
+          <w:b w:val="0"/>
           <w:i w:val="0"/>
           <w:sz w:val="22"/>
         </w:rPr>
-        <w:t>Жизнь полна сюрпризов, Аркадий Дмитриевич. Условия соглашения, напомню, остаются в силе.</w:t>
+        <w:t xml:space="preserve"> Я тоже, Сергей Александрович. Ирина постаралась.</w:t>
       </w:r>
     </w:p>
     <w:p>
@@ -1002,10 +1432,122 @@
         <w:rPr>
           <w:rFonts w:ascii="Times New Roman" w:hAnsi="Times New Roman" w:eastAsia="Malgun Gothic"/>
           <w:b w:val="0"/>
+          <w:i/>
+          <w:color w:val="555555"/>
+          <w:sz w:val="22"/>
+        </w:rPr>
+        <w:t>(отдельным звонком)</w:t>
+      </w:r>
+      <w:r>
+        <w:rPr>
+          <w:rFonts w:ascii="Times New Roman" w:hAnsi="Times New Roman" w:eastAsia="Malgun Gothic"/>
+          <w:b w:val="0"/>
           <w:i w:val="0"/>
           <w:sz w:val="22"/>
         </w:rPr>
+        <w:t xml:space="preserve"> Поздравляю, Алексей Николаевич. Не могу сказать, что предвидел такой финал почти пять лет назад у ворот «Новтекса».</w:t>
+      </w:r>
+    </w:p>
+    <w:p>
+      <w:pPr>
+        <w:spacing w:before="0" w:after="110" w:line="300" w:lineRule="auto"/>
+      </w:pPr>
+      <w:r>
+        <w:rPr>
+          <w:rFonts w:ascii="Times New Roman" w:hAnsi="Times New Roman" w:eastAsia="Malgun Gothic"/>
+          <w:b/>
+          <w:i w:val="0"/>
+          <w:sz w:val="22"/>
+        </w:rPr>
+        <w:t xml:space="preserve">Лёша: </w:t>
+      </w:r>
+      <w:r>
+        <w:rPr>
+          <w:rFonts w:ascii="Times New Roman" w:hAnsi="Times New Roman" w:eastAsia="Malgun Gothic"/>
+          <w:b w:val="0"/>
+          <w:i w:val="0"/>
+          <w:sz w:val="22"/>
+        </w:rPr>
+        <w:t>Жизнь полна сюрпризов, Аркадий Дмитриевич. Условия соглашения, напомню, остаются в силе.</w:t>
+      </w:r>
+    </w:p>
+    <w:p>
+      <w:pPr>
+        <w:spacing w:before="0" w:after="110" w:line="300" w:lineRule="auto"/>
+      </w:pPr>
+      <w:r>
+        <w:rPr>
+          <w:rFonts w:ascii="Times New Roman" w:hAnsi="Times New Roman" w:eastAsia="Malgun Gothic"/>
+          <w:b/>
+          <w:i w:val="0"/>
+          <w:sz w:val="22"/>
+        </w:rPr>
+        <w:t xml:space="preserve">Литвинов: </w:t>
+      </w:r>
+      <w:r>
+        <w:rPr>
+          <w:rFonts w:ascii="Times New Roman" w:hAnsi="Times New Roman" w:eastAsia="Malgun Gothic"/>
+          <w:b w:val="0"/>
+          <w:i w:val="0"/>
+          <w:sz w:val="22"/>
+        </w:rPr>
         <w:t>Разумеется. Спокойной ночи, господин президент.</w:t>
+      </w:r>
+    </w:p>
+    <w:p>
+      <w:pPr>
+        <w:spacing w:before="0" w:after="110" w:line="300" w:lineRule="auto"/>
+      </w:pPr>
+      <w:r>
+        <w:rPr>
+          <w:rFonts w:ascii="Times New Roman" w:hAnsi="Times New Roman" w:eastAsia="Malgun Gothic"/>
+          <w:b/>
+          <w:i w:val="0"/>
+          <w:sz w:val="22"/>
+        </w:rPr>
+        <w:t xml:space="preserve">Лёша: </w:t>
+      </w:r>
+      <w:r>
+        <w:rPr>
+          <w:rFonts w:ascii="Times New Roman" w:hAnsi="Times New Roman" w:eastAsia="Malgun Gothic"/>
+          <w:b w:val="0"/>
+          <w:i w:val="0"/>
+          <w:sz w:val="22"/>
+        </w:rPr>
+        <w:t>Ещё не президент, Аркадий Дмитриевич. До инаугурации — избранный.</w:t>
+      </w:r>
+    </w:p>
+    <w:p>
+      <w:pPr>
+        <w:spacing w:before="0" w:after="110" w:line="300" w:lineRule="auto"/>
+      </w:pPr>
+      <w:r>
+        <w:rPr>
+          <w:rFonts w:ascii="Times New Roman" w:hAnsi="Times New Roman" w:eastAsia="Malgun Gothic"/>
+          <w:b/>
+          <w:i w:val="0"/>
+          <w:sz w:val="22"/>
+        </w:rPr>
+        <w:t xml:space="preserve">Литвинов: </w:t>
+      </w:r>
+      <w:r>
+        <w:rPr>
+          <w:rFonts w:ascii="Times New Roman" w:hAnsi="Times New Roman" w:eastAsia="Malgun Gothic"/>
+          <w:b w:val="0"/>
+          <w:i/>
+          <w:color w:val="555555"/>
+          <w:sz w:val="22"/>
+        </w:rPr>
+        <w:t>(смеётся)</w:t>
+      </w:r>
+      <w:r>
+        <w:rPr>
+          <w:rFonts w:ascii="Times New Roman" w:hAnsi="Times New Roman" w:eastAsia="Malgun Gothic"/>
+          <w:b w:val="0"/>
+          <w:i w:val="0"/>
+          <w:sz w:val="22"/>
+        </w:rPr>
+        <w:t xml:space="preserve"> Я привыкаю заранее. Прагматизм.</w:t>
       </w:r>
     </w:p>
     <w:p>
@@ -1147,7 +1689,7 @@
           <w:i w:val="0"/>
           <w:sz w:val="22"/>
         </w:rPr>
-        <w:t xml:space="preserve">Настя: </w:t>
+        <w:t xml:space="preserve">Вениамин: </w:t>
       </w:r>
       <w:r>
         <w:rPr>
@@ -1156,7 +1698,7 @@
           <w:i w:val="0"/>
           <w:sz w:val="22"/>
         </w:rPr>
-        <w:t>Итоговый отчёт по избирательному фонду. Последний рубль учтён. Ни одного взноса от Литвинова, ни одного рубля из тех тридцати восьми. Утром публикуем.</w:t>
+        <w:t>Мы бы принесли цветы, Алексей Николаевич. Но Изольда Тимофеевна сказала, что цветы — это взнос в натуральной форме.</w:t>
       </w:r>
     </w:p>
     <w:p>
@@ -1179,7 +1721,7 @@
           <w:i w:val="0"/>
           <w:sz w:val="22"/>
         </w:rPr>
-        <w:t>Тридцать лет в профессии, Алексей Николаевич, и впервые я подписываю кандидату чистое заключение без единой оговорки. Не привыкайте. В следующий раз найду.</w:t>
+        <w:t>И я была права. Двести рублей, но всё равно.</w:t>
       </w:r>
     </w:p>
     <w:p>
@@ -1193,7 +1735,7 @@
           <w:i w:val="0"/>
           <w:sz w:val="22"/>
         </w:rPr>
-        <w:t xml:space="preserve">Лёша: </w:t>
+        <w:t xml:space="preserve">Настя: </w:t>
       </w:r>
       <w:r>
         <w:rPr>
@@ -1202,7 +1744,119 @@
           <w:i w:val="0"/>
           <w:sz w:val="22"/>
         </w:rPr>
+        <w:t>Итоговый отчёт по избирательному фонду. Последний рубль учтён. Ни одного взноса от Литвинова, ни одного рубля из тех тридцати восьми. Утром публикуем.</w:t>
+      </w:r>
+    </w:p>
+    <w:p>
+      <w:pPr>
+        <w:spacing w:before="0" w:after="110" w:line="300" w:lineRule="auto"/>
+      </w:pPr>
+      <w:r>
+        <w:rPr>
+          <w:rFonts w:ascii="Times New Roman" w:hAnsi="Times New Roman" w:eastAsia="Malgun Gothic"/>
+          <w:b/>
+          <w:i w:val="0"/>
+          <w:sz w:val="22"/>
+        </w:rPr>
+        <w:t xml:space="preserve">Изольда: </w:t>
+      </w:r>
+      <w:r>
+        <w:rPr>
+          <w:rFonts w:ascii="Times New Roman" w:hAnsi="Times New Roman" w:eastAsia="Malgun Gothic"/>
+          <w:b w:val="0"/>
+          <w:i w:val="0"/>
+          <w:sz w:val="22"/>
+        </w:rPr>
+        <w:t>Тридцать лет в профессии, Алексей Николаевич, и впервые я подписываю кандидату чистое заключение без единой оговорки. Не привыкайте. В следующий раз найду.</w:t>
+      </w:r>
+    </w:p>
+    <w:p>
+      <w:pPr>
+        <w:spacing w:before="0" w:after="110" w:line="300" w:lineRule="auto"/>
+      </w:pPr>
+      <w:r>
+        <w:rPr>
+          <w:rFonts w:ascii="Times New Roman" w:hAnsi="Times New Roman" w:eastAsia="Malgun Gothic"/>
+          <w:b/>
+          <w:i w:val="0"/>
+          <w:sz w:val="22"/>
+        </w:rPr>
+        <w:t xml:space="preserve">Лёша: </w:t>
+      </w:r>
+      <w:r>
+        <w:rPr>
+          <w:rFonts w:ascii="Times New Roman" w:hAnsi="Times New Roman" w:eastAsia="Malgun Gothic"/>
+          <w:b w:val="0"/>
+          <w:i w:val="0"/>
+          <w:sz w:val="22"/>
+        </w:rPr>
         <w:t>Надеюсь, Изольда Тимофеевна. Мне нужны люди, которые всегда найдут.</w:t>
+      </w:r>
+    </w:p>
+    <w:p>
+      <w:pPr>
+        <w:spacing w:before="0" w:after="110" w:line="300" w:lineRule="auto"/>
+      </w:pPr>
+      <w:r>
+        <w:rPr>
+          <w:rFonts w:ascii="Times New Roman" w:hAnsi="Times New Roman" w:eastAsia="Malgun Gothic"/>
+          <w:b/>
+          <w:i w:val="0"/>
+          <w:sz w:val="22"/>
+        </w:rPr>
+        <w:t xml:space="preserve">Изольда: </w:t>
+      </w:r>
+      <w:r>
+        <w:rPr>
+          <w:rFonts w:ascii="Times New Roman" w:hAnsi="Times New Roman" w:eastAsia="Malgun Gothic"/>
+          <w:b w:val="0"/>
+          <w:i/>
+          <w:color w:val="555555"/>
+          <w:sz w:val="22"/>
+        </w:rPr>
+        <w:t>(вынимает из сумки маленькую бутылку)</w:t>
+      </w:r>
+      <w:r>
+        <w:rPr>
+          <w:rFonts w:ascii="Times New Roman" w:hAnsi="Times New Roman" w:eastAsia="Malgun Gothic"/>
+          <w:b w:val="0"/>
+          <w:i w:val="0"/>
+          <w:sz w:val="22"/>
+        </w:rPr>
+        <w:t xml:space="preserve"> А это не взнос. Это после выборов. Как договаривались. Четвёртое условие.</w:t>
+      </w:r>
+    </w:p>
+    <w:p>
+      <w:pPr>
+        <w:spacing w:before="0" w:after="110" w:line="300" w:lineRule="auto"/>
+      </w:pPr>
+      <w:r>
+        <w:rPr>
+          <w:rFonts w:ascii="Times New Roman" w:hAnsi="Times New Roman" w:eastAsia="Malgun Gothic"/>
+          <w:b/>
+          <w:i w:val="0"/>
+          <w:sz w:val="22"/>
+        </w:rPr>
+        <w:t xml:space="preserve">Лёша: </w:t>
+      </w:r>
+      <w:r>
+        <w:rPr>
+          <w:rFonts w:ascii="Times New Roman" w:hAnsi="Times New Roman" w:eastAsia="Malgun Gothic"/>
+          <w:b w:val="0"/>
+          <w:i/>
+          <w:color w:val="555555"/>
+          <w:sz w:val="22"/>
+        </w:rPr>
+        <w:t>(смеётся)</w:t>
+      </w:r>
+      <w:r>
+        <w:rPr>
+          <w:rFonts w:ascii="Times New Roman" w:hAnsi="Times New Roman" w:eastAsia="Malgun Gothic"/>
+          <w:b w:val="0"/>
+          <w:i w:val="0"/>
+          <w:sz w:val="22"/>
+        </w:rPr>
+        <w:t xml:space="preserve"> Выполняем, Изольда Тимофеевна. Всё строго по договору.</w:t>
       </w:r>
     </w:p>
     <w:p>
@@ -1475,6 +2129,52 @@
           <w:i w:val="0"/>
           <w:sz w:val="22"/>
         </w:rPr>
+        <w:t>Паша, тише. Ребёнок спит.</w:t>
+      </w:r>
+    </w:p>
+    <w:p>
+      <w:pPr>
+        <w:spacing w:before="0" w:after="110" w:line="300" w:lineRule="auto"/>
+      </w:pPr>
+      <w:r>
+        <w:rPr>
+          <w:rFonts w:ascii="Times New Roman" w:hAnsi="Times New Roman" w:eastAsia="Malgun Gothic"/>
+          <w:b/>
+          <w:i w:val="0"/>
+          <w:sz w:val="22"/>
+        </w:rPr>
+        <w:t xml:space="preserve">Павел: </w:t>
+      </w:r>
+      <w:r>
+        <w:rPr>
+          <w:rFonts w:ascii="Times New Roman" w:hAnsi="Times New Roman" w:eastAsia="Malgun Gothic"/>
+          <w:b w:val="0"/>
+          <w:i w:val="0"/>
+          <w:sz w:val="22"/>
+        </w:rPr>
+        <w:t>Он не спит. Он притворяется. Весь в крёстного.</w:t>
+      </w:r>
+    </w:p>
+    <w:p>
+      <w:pPr>
+        <w:spacing w:before="0" w:after="110" w:line="300" w:lineRule="auto"/>
+      </w:pPr>
+      <w:r>
+        <w:rPr>
+          <w:rFonts w:ascii="Times New Roman" w:hAnsi="Times New Roman" w:eastAsia="Malgun Gothic"/>
+          <w:b/>
+          <w:i w:val="0"/>
+          <w:sz w:val="22"/>
+        </w:rPr>
+        <w:t xml:space="preserve">Лёша: </w:t>
+      </w:r>
+      <w:r>
+        <w:rPr>
+          <w:rFonts w:ascii="Times New Roman" w:hAnsi="Times New Roman" w:eastAsia="Malgun Gothic"/>
+          <w:b w:val="0"/>
+          <w:i w:val="0"/>
+          <w:sz w:val="22"/>
+        </w:rPr>
         <w:t>Паша, ты был рядом почти всю дорогу — то на моей стороне, то, признаю, на другой. Спасибо, что вернулся и остался.</w:t>
       </w:r>
     </w:p>
@@ -1522,6 +2222,29 @@
           <w:i w:val="0"/>
           <w:sz w:val="22"/>
         </w:rPr>
+        <w:t xml:space="preserve">Лёша: </w:t>
+      </w:r>
+      <w:r>
+        <w:rPr>
+          <w:rFonts w:ascii="Times New Roman" w:hAnsi="Times New Roman" w:eastAsia="Malgun Gothic"/>
+          <w:b w:val="0"/>
+          <w:i w:val="0"/>
+          <w:sz w:val="22"/>
+        </w:rPr>
+        <w:t>Не я позволил, Паша. Ты вернулся сам. Я только не стал закрывать дверь.</w:t>
+      </w:r>
+    </w:p>
+    <w:p>
+      <w:pPr>
+        <w:spacing w:before="0" w:after="110" w:line="300" w:lineRule="auto"/>
+      </w:pPr>
+      <w:r>
+        <w:rPr>
+          <w:rFonts w:ascii="Times New Roman" w:hAnsi="Times New Roman" w:eastAsia="Malgun Gothic"/>
+          <w:b/>
+          <w:i w:val="0"/>
+          <w:sz w:val="22"/>
+        </w:rPr>
         <w:t xml:space="preserve">Мария: </w:t>
       </w:r>
       <w:r>
@@ -1631,6 +2354,108 @@
           <w:sz w:val="22"/>
         </w:rPr>
         <w:t xml:space="preserve"> Хитрый ты, Паша. Всегда был хитрый.</w:t>
+      </w:r>
+    </w:p>
+    <w:p>
+      <w:pPr>
+        <w:spacing w:before="0" w:after="110" w:line="300" w:lineRule="auto"/>
+      </w:pPr>
+      <w:r>
+        <w:rPr>
+          <w:rFonts w:ascii="Times New Roman" w:hAnsi="Times New Roman" w:eastAsia="Malgun Gothic"/>
+          <w:b/>
+          <w:i w:val="0"/>
+          <w:sz w:val="22"/>
+        </w:rPr>
+        <w:t xml:space="preserve">Мария: </w:t>
+      </w:r>
+      <w:r>
+        <w:rPr>
+          <w:rFonts w:ascii="Times New Roman" w:hAnsi="Times New Roman" w:eastAsia="Malgun Gothic"/>
+          <w:b w:val="0"/>
+          <w:i w:val="0"/>
+          <w:sz w:val="22"/>
+        </w:rPr>
+        <w:t>Хитрый и счастливый. Он всю неделю не спал, Лёша. Считал голоса по сайтам лучше любого вашего штаба.</w:t>
+      </w:r>
+    </w:p>
+    <w:p>
+      <w:pPr>
+        <w:spacing w:before="0" w:after="110" w:line="300" w:lineRule="auto"/>
+      </w:pPr>
+      <w:r>
+        <w:rPr>
+          <w:rFonts w:ascii="Times New Roman" w:hAnsi="Times New Roman" w:eastAsia="Malgun Gothic"/>
+          <w:b/>
+          <w:i w:val="0"/>
+          <w:sz w:val="22"/>
+        </w:rPr>
+        <w:t xml:space="preserve">Павел: </w:t>
+      </w:r>
+      <w:r>
+        <w:rPr>
+          <w:rFonts w:ascii="Times New Roman" w:hAnsi="Times New Roman" w:eastAsia="Malgun Gothic"/>
+          <w:b w:val="0"/>
+          <w:i w:val="0"/>
+          <w:sz w:val="22"/>
+        </w:rPr>
+        <w:t>Не выдавай меня, Маш.</w:t>
+      </w:r>
+    </w:p>
+    <w:p>
+      <w:pPr>
+        <w:spacing w:before="0" w:after="110" w:line="300" w:lineRule="auto"/>
+      </w:pPr>
+      <w:r>
+        <w:rPr>
+          <w:rFonts w:ascii="Times New Roman" w:hAnsi="Times New Roman" w:eastAsia="Malgun Gothic"/>
+          <w:b/>
+          <w:i w:val="0"/>
+          <w:sz w:val="22"/>
+        </w:rPr>
+        <w:t xml:space="preserve">Мария: </w:t>
+      </w:r>
+      <w:r>
+        <w:rPr>
+          <w:rFonts w:ascii="Times New Roman" w:hAnsi="Times New Roman" w:eastAsia="Malgun Gothic"/>
+          <w:b w:val="0"/>
+          <w:i/>
+          <w:color w:val="555555"/>
+          <w:sz w:val="22"/>
+        </w:rPr>
+        <w:t>(улыбается)</w:t>
+      </w:r>
+      <w:r>
+        <w:rPr>
+          <w:rFonts w:ascii="Times New Roman" w:hAnsi="Times New Roman" w:eastAsia="Malgun Gothic"/>
+          <w:b w:val="0"/>
+          <w:i w:val="0"/>
+          <w:sz w:val="22"/>
+        </w:rPr>
+        <w:t xml:space="preserve"> А я уже. Это моя маленькая месть за все ночи.</w:t>
+      </w:r>
+    </w:p>
+    <w:p>
+      <w:pPr>
+        <w:spacing w:before="0" w:after="110" w:line="300" w:lineRule="auto"/>
+      </w:pPr>
+      <w:r>
+        <w:rPr>
+          <w:rFonts w:ascii="Times New Roman" w:hAnsi="Times New Roman" w:eastAsia="Malgun Gothic"/>
+          <w:b/>
+          <w:i w:val="0"/>
+          <w:sz w:val="22"/>
+        </w:rPr>
+        <w:t xml:space="preserve">Лёша: </w:t>
+      </w:r>
+      <w:r>
+        <w:rPr>
+          <w:rFonts w:ascii="Times New Roman" w:hAnsi="Times New Roman" w:eastAsia="Malgun Gothic"/>
+          <w:b w:val="0"/>
+          <w:i w:val="0"/>
+          <w:sz w:val="22"/>
+        </w:rPr>
+        <w:t>Справедливая месть, Маша. Я бы на вашем месте мстил чаще.</w:t>
       </w:r>
     </w:p>
     <w:p>
@@ -1806,7 +2631,7 @@
           <w:i w:val="0"/>
           <w:sz w:val="22"/>
         </w:rPr>
-        <w:t xml:space="preserve"> «Выхожу один я на дорогу; сквозь туман кремнистый путь блестит». Лермонтов был моложе меня, когда написал это. И уже тогда всё понимал про одиночество.</w:t>
+        <w:t xml:space="preserve"> Внизу кричат «ура». А я стою здесь один и не могу вспомнить, как звучали ваши голоса. Простите меня. Я так старался всё помнить.</w:t>
       </w:r>
     </w:p>
     <w:p>
@@ -1926,6 +2751,98 @@
         <w:rPr>
           <w:rFonts w:ascii="Times New Roman" w:hAnsi="Times New Roman" w:eastAsia="Malgun Gothic"/>
           <w:b w:val="0"/>
+          <w:i w:val="0"/>
+          <w:sz w:val="22"/>
+        </w:rPr>
+        <w:t>Нечистая победа… Вы с этим согласны, Ирина?</w:t>
+      </w:r>
+    </w:p>
+    <w:p>
+      <w:pPr>
+        <w:spacing w:before="0" w:after="110" w:line="300" w:lineRule="auto"/>
+      </w:pPr>
+      <w:r>
+        <w:rPr>
+          <w:rFonts w:ascii="Times New Roman" w:hAnsi="Times New Roman" w:eastAsia="Malgun Gothic"/>
+          <w:b/>
+          <w:i w:val="0"/>
+          <w:sz w:val="22"/>
+        </w:rPr>
+        <w:t xml:space="preserve">Ирина: </w:t>
+      </w:r>
+      <w:r>
+        <w:rPr>
+          <w:rFonts w:ascii="Times New Roman" w:hAnsi="Times New Roman" w:eastAsia="Malgun Gothic"/>
+          <w:b w:val="0"/>
+          <w:i w:val="0"/>
+          <w:sz w:val="22"/>
+        </w:rPr>
+        <w:t>Не знаю. Мне двадцать два. Я пока думаю, что любую победу можно отмыть, если потом честно работать.</w:t>
+      </w:r>
+    </w:p>
+    <w:p>
+      <w:pPr>
+        <w:spacing w:before="0" w:after="110" w:line="300" w:lineRule="auto"/>
+      </w:pPr>
+      <w:r>
+        <w:rPr>
+          <w:rFonts w:ascii="Times New Roman" w:hAnsi="Times New Roman" w:eastAsia="Malgun Gothic"/>
+          <w:b/>
+          <w:i w:val="0"/>
+          <w:sz w:val="22"/>
+        </w:rPr>
+        <w:t xml:space="preserve">Лёша: </w:t>
+      </w:r>
+      <w:r>
+        <w:rPr>
+          <w:rFonts w:ascii="Times New Roman" w:hAnsi="Times New Roman" w:eastAsia="Malgun Gothic"/>
+          <w:b w:val="0"/>
+          <w:i w:val="0"/>
+          <w:sz w:val="22"/>
+        </w:rPr>
+        <w:t>Надеюсь, вы правы. Мне сорок раз за эту ночь казалось, что уже поздно.</w:t>
+      </w:r>
+    </w:p>
+    <w:p>
+      <w:pPr>
+        <w:spacing w:before="0" w:after="110" w:line="300" w:lineRule="auto"/>
+      </w:pPr>
+      <w:r>
+        <w:rPr>
+          <w:rFonts w:ascii="Times New Roman" w:hAnsi="Times New Roman" w:eastAsia="Malgun Gothic"/>
+          <w:b/>
+          <w:i w:val="0"/>
+          <w:sz w:val="22"/>
+        </w:rPr>
+        <w:t xml:space="preserve">Ирина: </w:t>
+      </w:r>
+      <w:r>
+        <w:rPr>
+          <w:rFonts w:ascii="Times New Roman" w:hAnsi="Times New Roman" w:eastAsia="Malgun Gothic"/>
+          <w:b w:val="0"/>
+          <w:i w:val="0"/>
+          <w:sz w:val="22"/>
+        </w:rPr>
+        <w:t>Значит, сорок первый раз не кажется. Вы же вышли сюда. Не спрятались.</w:t>
+      </w:r>
+    </w:p>
+    <w:p>
+      <w:pPr>
+        <w:spacing w:before="0" w:after="110" w:line="300" w:lineRule="auto"/>
+      </w:pPr>
+      <w:r>
+        <w:rPr>
+          <w:rFonts w:ascii="Times New Roman" w:hAnsi="Times New Roman" w:eastAsia="Malgun Gothic"/>
+          <w:b/>
+          <w:i w:val="0"/>
+          <w:sz w:val="22"/>
+        </w:rPr>
+        <w:t xml:space="preserve">Лёша: </w:t>
+      </w:r>
+      <w:r>
+        <w:rPr>
+          <w:rFonts w:ascii="Times New Roman" w:hAnsi="Times New Roman" w:eastAsia="Malgun Gothic"/>
+          <w:b w:val="0"/>
           <w:i/>
           <w:color w:val="555555"/>
           <w:sz w:val="22"/>
@@ -1986,6 +2903,39 @@
           <w:sz w:val="22"/>
         </w:rPr>
         <w:t>Он дожил, Ирина. Месяц назад в Черногорске. Это он сбил меня с трибуны — вашими руками.</w:t>
+      </w:r>
+    </w:p>
+    <w:p>
+      <w:pPr>
+        <w:spacing w:before="0" w:after="110" w:line="300" w:lineRule="auto"/>
+      </w:pPr>
+      <w:r>
+        <w:rPr>
+          <w:rFonts w:ascii="Times New Roman" w:hAnsi="Times New Roman" w:eastAsia="Malgun Gothic"/>
+          <w:b/>
+          <w:i w:val="0"/>
+          <w:sz w:val="22"/>
+        </w:rPr>
+        <w:t xml:space="preserve">Ирина: </w:t>
+      </w:r>
+      <w:r>
+        <w:rPr>
+          <w:rFonts w:ascii="Times New Roman" w:hAnsi="Times New Roman" w:eastAsia="Malgun Gothic"/>
+          <w:b w:val="0"/>
+          <w:i/>
+          <w:color w:val="555555"/>
+          <w:sz w:val="22"/>
+        </w:rPr>
+        <w:t>(не находит слов, отворачивается к перилам)</w:t>
+      </w:r>
+      <w:r>
+        <w:rPr>
+          <w:rFonts w:ascii="Times New Roman" w:hAnsi="Times New Roman" w:eastAsia="Malgun Gothic"/>
+          <w:b w:val="0"/>
+          <w:i w:val="0"/>
+          <w:sz w:val="22"/>
+        </w:rPr>
+        <w:t xml:space="preserve"> Спасибо.</w:t>
       </w:r>
     </w:p>
     <w:p>
@@ -2136,7 +3086,155 @@
           <w:i w:val="0"/>
           <w:sz w:val="22"/>
         </w:rPr>
+        <w:t>Я знаю, сынок. Я тоже считаю. Каждый вечер. Только в моём списке одно имя, а в твоём — уже четыре.</w:t>
+      </w:r>
+    </w:p>
+    <w:p>
+      <w:pPr>
+        <w:spacing w:before="0" w:after="110" w:line="300" w:lineRule="auto"/>
+      </w:pPr>
+      <w:r>
+        <w:rPr>
+          <w:rFonts w:ascii="Times New Roman" w:hAnsi="Times New Roman" w:eastAsia="Malgun Gothic"/>
+          <w:b/>
+          <w:i w:val="0"/>
+          <w:sz w:val="22"/>
+        </w:rPr>
+        <w:t xml:space="preserve">Лёша: </w:t>
+      </w:r>
+      <w:r>
+        <w:rPr>
+          <w:rFonts w:ascii="Times New Roman" w:hAnsi="Times New Roman" w:eastAsia="Malgun Gothic"/>
+          <w:b w:val="0"/>
+          <w:i/>
+          <w:color w:val="555555"/>
+          <w:sz w:val="22"/>
+        </w:rPr>
+        <w:t>(тихо)</w:t>
+      </w:r>
+      <w:r>
+        <w:rPr>
+          <w:rFonts w:ascii="Times New Roman" w:hAnsi="Times New Roman" w:eastAsia="Malgun Gothic"/>
+          <w:b w:val="0"/>
+          <w:i w:val="0"/>
+          <w:sz w:val="22"/>
+        </w:rPr>
+        <w:t xml:space="preserve"> Вам и одного хватило на всю жизнь, мам.</w:t>
+      </w:r>
+    </w:p>
+    <w:p>
+      <w:pPr>
+        <w:spacing w:before="0" w:after="110" w:line="300" w:lineRule="auto"/>
+      </w:pPr>
+      <w:r>
+        <w:rPr>
+          <w:rFonts w:ascii="Times New Roman" w:hAnsi="Times New Roman" w:eastAsia="Malgun Gothic"/>
+          <w:b/>
+          <w:i w:val="0"/>
+          <w:sz w:val="22"/>
+        </w:rPr>
+        <w:t xml:space="preserve">Анна: </w:t>
+      </w:r>
+      <w:r>
+        <w:rPr>
+          <w:rFonts w:ascii="Times New Roman" w:hAnsi="Times New Roman" w:eastAsia="Malgun Gothic"/>
+          <w:b w:val="0"/>
+          <w:i w:val="0"/>
+          <w:sz w:val="22"/>
+        </w:rPr>
         <w:t>Отец однажды сказал мне — давно, когда только пришёл работать на завод, — что самая честная жизнь не та, что без потерь, а та, где потери были не напрасны. Ты сделал так, чтобы их потери не были напрасны, Лёша. Это самое большое, что вообще можно сделать.</w:t>
+      </w:r>
+    </w:p>
+    <w:p>
+      <w:pPr>
+        <w:spacing w:before="0" w:after="110" w:line="300" w:lineRule="auto"/>
+      </w:pPr>
+      <w:r>
+        <w:rPr>
+          <w:rFonts w:ascii="Times New Roman" w:hAnsi="Times New Roman" w:eastAsia="Malgun Gothic"/>
+          <w:b/>
+          <w:i w:val="0"/>
+          <w:sz w:val="22"/>
+        </w:rPr>
+        <w:t xml:space="preserve">Лёша: </w:t>
+      </w:r>
+      <w:r>
+        <w:rPr>
+          <w:rFonts w:ascii="Times New Roman" w:hAnsi="Times New Roman" w:eastAsia="Malgun Gothic"/>
+          <w:b w:val="0"/>
+          <w:i w:val="0"/>
+          <w:sz w:val="22"/>
+        </w:rPr>
+        <w:t>Он и мне это говорил, а я не слушал. Мне было пятнадцать, мне казалось, что он говорит банальности.</w:t>
+      </w:r>
+    </w:p>
+    <w:p>
+      <w:pPr>
+        <w:spacing w:before="0" w:after="110" w:line="300" w:lineRule="auto"/>
+      </w:pPr>
+      <w:r>
+        <w:rPr>
+          <w:rFonts w:ascii="Times New Roman" w:hAnsi="Times New Roman" w:eastAsia="Malgun Gothic"/>
+          <w:b/>
+          <w:i w:val="0"/>
+          <w:sz w:val="22"/>
+        </w:rPr>
+        <w:t xml:space="preserve">Анна: </w:t>
+      </w:r>
+      <w:r>
+        <w:rPr>
+          <w:rFonts w:ascii="Times New Roman" w:hAnsi="Times New Roman" w:eastAsia="Malgun Gothic"/>
+          <w:b w:val="0"/>
+          <w:i w:val="0"/>
+          <w:sz w:val="22"/>
+        </w:rPr>
+        <w:t>Он всегда говорил банальности. Он ещё любил повторять: «Жизнь прожить — не поле перейти». Я смеялась, что это из календаря.</w:t>
+      </w:r>
+    </w:p>
+    <w:p>
+      <w:pPr>
+        <w:spacing w:before="0" w:after="110" w:line="300" w:lineRule="auto"/>
+      </w:pPr>
+      <w:r>
+        <w:rPr>
+          <w:rFonts w:ascii="Times New Roman" w:hAnsi="Times New Roman" w:eastAsia="Malgun Gothic"/>
+          <w:b/>
+          <w:i w:val="0"/>
+          <w:sz w:val="22"/>
+        </w:rPr>
+        <w:t xml:space="preserve">Лёша: </w:t>
+      </w:r>
+      <w:r>
+        <w:rPr>
+          <w:rFonts w:ascii="Times New Roman" w:hAnsi="Times New Roman" w:eastAsia="Malgun Gothic"/>
+          <w:b w:val="0"/>
+          <w:i w:val="0"/>
+          <w:sz w:val="22"/>
+        </w:rPr>
+        <w:t>Это Пастернак так «Гамлета» заканчивает, мам. Мы в университете разбирали — красиво, думал я тогда. А это просто правда.</w:t>
+      </w:r>
+    </w:p>
+    <w:p>
+      <w:pPr>
+        <w:spacing w:before="0" w:after="110" w:line="300" w:lineRule="auto"/>
+      </w:pPr>
+      <w:r>
+        <w:rPr>
+          <w:rFonts w:ascii="Times New Roman" w:hAnsi="Times New Roman" w:eastAsia="Malgun Gothic"/>
+          <w:b/>
+          <w:i w:val="0"/>
+          <w:sz w:val="22"/>
+        </w:rPr>
+        <w:t xml:space="preserve">Анна: </w:t>
+      </w:r>
+      <w:r>
+        <w:rPr>
+          <w:rFonts w:ascii="Times New Roman" w:hAnsi="Times New Roman" w:eastAsia="Malgun Gothic"/>
+          <w:b w:val="0"/>
+          <w:i w:val="0"/>
+          <w:sz w:val="22"/>
+        </w:rPr>
+        <w:t>Пастернак у народа взял, сынок. Народ это раньше Пастернака знал. И отец твой — тоже.</w:t>
       </w:r>
     </w:p>
     <w:p>
@@ -2232,6 +3330,75 @@
           <w:i w:val="0"/>
           <w:sz w:val="22"/>
         </w:rPr>
+        <w:t xml:space="preserve">Анна: </w:t>
+      </w:r>
+      <w:r>
+        <w:rPr>
+          <w:rFonts w:ascii="Times New Roman" w:hAnsi="Times New Roman" w:eastAsia="Malgun Gothic"/>
+          <w:b w:val="0"/>
+          <w:i w:val="0"/>
+          <w:sz w:val="22"/>
+        </w:rPr>
+        <w:t>Иди. Я постою здесь. Я отсюда лучше увижу.</w:t>
+      </w:r>
+    </w:p>
+    <w:p>
+      <w:pPr>
+        <w:spacing w:before="0" w:after="110" w:line="300" w:lineRule="auto"/>
+      </w:pPr>
+      <w:r>
+        <w:rPr>
+          <w:rFonts w:ascii="Times New Roman" w:hAnsi="Times New Roman" w:eastAsia="Malgun Gothic"/>
+          <w:b/>
+          <w:i w:val="0"/>
+          <w:sz w:val="22"/>
+        </w:rPr>
+        <w:t xml:space="preserve">Лёша: </w:t>
+      </w:r>
+      <w:r>
+        <w:rPr>
+          <w:rFonts w:ascii="Times New Roman" w:hAnsi="Times New Roman" w:eastAsia="Malgun Gothic"/>
+          <w:b w:val="0"/>
+          <w:i w:val="0"/>
+          <w:sz w:val="22"/>
+        </w:rPr>
+        <w:t>Мам, пойдёмте со мной.</w:t>
+      </w:r>
+    </w:p>
+    <w:p>
+      <w:pPr>
+        <w:spacing w:before="0" w:after="110" w:line="300" w:lineRule="auto"/>
+      </w:pPr>
+      <w:r>
+        <w:rPr>
+          <w:rFonts w:ascii="Times New Roman" w:hAnsi="Times New Roman" w:eastAsia="Malgun Gothic"/>
+          <w:b/>
+          <w:i w:val="0"/>
+          <w:sz w:val="22"/>
+        </w:rPr>
+        <w:t xml:space="preserve">Анна: </w:t>
+      </w:r>
+      <w:r>
+        <w:rPr>
+          <w:rFonts w:ascii="Times New Roman" w:hAnsi="Times New Roman" w:eastAsia="Malgun Gothic"/>
+          <w:b w:val="0"/>
+          <w:i w:val="0"/>
+          <w:sz w:val="22"/>
+        </w:rPr>
+        <w:t>Нет, сынок. Там — твои. А я — твоя всегда. Иди.</w:t>
+      </w:r>
+    </w:p>
+    <w:p>
+      <w:pPr>
+        <w:spacing w:before="0" w:after="110" w:line="300" w:lineRule="auto"/>
+      </w:pPr>
+      <w:r>
+        <w:rPr>
+          <w:rFonts w:ascii="Times New Roman" w:hAnsi="Times New Roman" w:eastAsia="Malgun Gothic"/>
+          <w:b/>
+          <w:i w:val="0"/>
+          <w:sz w:val="22"/>
+        </w:rPr>
         <w:t xml:space="preserve">Лёша: </w:t>
       </w:r>
       <w:r>
@@ -2252,6 +3419,108 @@
           <w:sz w:val="22"/>
         </w:rPr>
         <w:t xml:space="preserve"> Иду.</w:t>
+      </w:r>
+    </w:p>
+    <w:p>
+      <w:pPr>
+        <w:spacing w:before="0" w:after="110" w:line="300" w:lineRule="auto"/>
+      </w:pPr>
+      <w:r>
+        <w:rPr>
+          <w:rFonts w:ascii="Times New Roman" w:hAnsi="Times New Roman" w:eastAsia="Malgun Gothic"/>
+          <w:b/>
+          <w:i w:val="0"/>
+          <w:sz w:val="22"/>
+        </w:rPr>
+        <w:t xml:space="preserve">Катя: </w:t>
+      </w:r>
+      <w:r>
+        <w:rPr>
+          <w:rFonts w:ascii="Times New Roman" w:hAnsi="Times New Roman" w:eastAsia="Malgun Gothic"/>
+          <w:b w:val="0"/>
+          <w:i w:val="0"/>
+          <w:sz w:val="22"/>
+        </w:rPr>
+        <w:t>Речь нужна? Я могу набросать за пять минут.</w:t>
+      </w:r>
+    </w:p>
+    <w:p>
+      <w:pPr>
+        <w:spacing w:before="0" w:after="110" w:line="300" w:lineRule="auto"/>
+      </w:pPr>
+      <w:r>
+        <w:rPr>
+          <w:rFonts w:ascii="Times New Roman" w:hAnsi="Times New Roman" w:eastAsia="Malgun Gothic"/>
+          <w:b/>
+          <w:i w:val="0"/>
+          <w:sz w:val="22"/>
+        </w:rPr>
+        <w:t xml:space="preserve">Лёша: </w:t>
+      </w:r>
+      <w:r>
+        <w:rPr>
+          <w:rFonts w:ascii="Times New Roman" w:hAnsi="Times New Roman" w:eastAsia="Malgun Gothic"/>
+          <w:b w:val="0"/>
+          <w:i w:val="0"/>
+          <w:sz w:val="22"/>
+        </w:rPr>
+        <w:t>Не нужна, Катя. Я скажу им «спасибо». И «завтра за работу». Больше ничего.</w:t>
+      </w:r>
+    </w:p>
+    <w:p>
+      <w:pPr>
+        <w:spacing w:before="0" w:after="110" w:line="300" w:lineRule="auto"/>
+      </w:pPr>
+      <w:r>
+        <w:rPr>
+          <w:rFonts w:ascii="Times New Roman" w:hAnsi="Times New Roman" w:eastAsia="Malgun Gothic"/>
+          <w:b/>
+          <w:i w:val="0"/>
+          <w:sz w:val="22"/>
+        </w:rPr>
+        <w:t xml:space="preserve">Катя: </w:t>
+      </w:r>
+      <w:r>
+        <w:rPr>
+          <w:rFonts w:ascii="Times New Roman" w:hAnsi="Times New Roman" w:eastAsia="Malgun Gothic"/>
+          <w:b w:val="0"/>
+          <w:i/>
+          <w:color w:val="555555"/>
+          <w:sz w:val="22"/>
+        </w:rPr>
+        <w:t>(улыбается сквозь усталость)</w:t>
+      </w:r>
+      <w:r>
+        <w:rPr>
+          <w:rFonts w:ascii="Times New Roman" w:hAnsi="Times New Roman" w:eastAsia="Malgun Gothic"/>
+          <w:b w:val="0"/>
+          <w:i w:val="0"/>
+          <w:sz w:val="22"/>
+        </w:rPr>
+        <w:t xml:space="preserve"> Самая короткая речь в истории.</w:t>
+      </w:r>
+    </w:p>
+    <w:p>
+      <w:pPr>
+        <w:spacing w:before="0" w:after="110" w:line="300" w:lineRule="auto"/>
+      </w:pPr>
+      <w:r>
+        <w:rPr>
+          <w:rFonts w:ascii="Times New Roman" w:hAnsi="Times New Roman" w:eastAsia="Malgun Gothic"/>
+          <w:b/>
+          <w:i w:val="0"/>
+          <w:sz w:val="22"/>
+        </w:rPr>
+        <w:t xml:space="preserve">Лёша: </w:t>
+      </w:r>
+      <w:r>
+        <w:rPr>
+          <w:rFonts w:ascii="Times New Roman" w:hAnsi="Times New Roman" w:eastAsia="Malgun Gothic"/>
+          <w:b w:val="0"/>
+          <w:i w:val="0"/>
+          <w:sz w:val="22"/>
+        </w:rPr>
+        <w:t>Зато честная. Пойдёмте.</w:t>
       </w:r>
     </w:p>
     <w:p>
@@ -2337,7 +3606,7 @@
           <w:i w:val="0"/>
           <w:sz w:val="22"/>
         </w:rPr>
-        <w:t>Михаил Лермонтов, «Выхожу один я на дорогу…» (1841): «Выхожу один я на дорогу; / Сквозь туман кремнистый путь блестит»</w:t>
+        <w:t>Русская пословица: «Жизнь прожить</w:t>
       </w:r>
       <w:r>
         <w:rPr>
@@ -2346,7 +3615,7 @@
           <w:i w:val="0"/>
           <w:sz w:val="22"/>
         </w:rPr>
-        <w:t xml:space="preserve"> — 죽기 직전 해에 쓴 고독의 시. 당선이 확정된 밤, 환호에서 빠져나와 홀로 발코니에 선 료샤가 떠난 이들의 이름을 부른 뒤 읊조리며, 기획안이 말한 "승리 속의 고립감"을 드러낸다 (장면 8).</w:t>
+        <w:t xml:space="preserve"> — не поле перейти» — 한국어 해설: 삶은 들판 하나 건너듯 쉽지 않다는 속담으로, 파스테르나크가 시 「햄릿」(『닥터 지바고』의 시편)의 마지막 행으로 쓴 것으로도 유명하다. 당선의 밤 발코니에서 떠난 이들을 떠올리며 무너진 료샤에게, 어머니 안나가 남편이 힘들 때마다 되뇌던 말이라며 건넨다. 료샤가 "파스테르나크가 「햄릿」을 이렇게 끝맺는다"고 하자 안나는 "파스테르나크가 민중에게서 가져온 것"이라고 받는다. 승리의 환호 속 고립감을 어머니의 소박한 말이 감싸는 장면 (장면 10).</w:t>
       </w:r>
     </w:p>
     <w:p>

--- a/러시아 인권변호사/4부/4부_11화_당선의_밤.docx
+++ b/러시아 인권변호사/4부/4부_11화_당선의_밤.docx
@@ -111,7 +111,7 @@
           <w:i w:val="0"/>
           <w:sz w:val="22"/>
         </w:rPr>
-        <w:t xml:space="preserve"> Мам, вы уверены, что хотите голосовать здесь, у всех на виду?</w:t>
+        <w:t xml:space="preserve"> Мам, ты уверена, что хочешь голосовать здесь, у всех на виду?</w:t>
       </w:r>
     </w:p>
     <w:p>
@@ -2455,7 +2455,7 @@
           <w:i w:val="0"/>
           <w:sz w:val="22"/>
         </w:rPr>
-        <w:t>Справедливая месть, Маша. Я бы на вашем месте мстил чаще.</w:t>
+        <w:t>Справедливая месть, Маша. Я бы на твоём месте мстил чаще.</w:t>
       </w:r>
     </w:p>
     <w:p>
@@ -2565,7 +2565,7 @@
           <w:i w:val="0"/>
           <w:sz w:val="22"/>
         </w:rPr>
-        <w:t xml:space="preserve"> Виктор Петрович. Вы дожили бы до этой ночи, если бы не восемь дней в изоляторе и четыре из них — без лекарств. Отец. Вы дожили бы, если бы не машина на дороге, где не было камер. Дарья. Ты была бы здесь, рядом со мной, если бы не тот склад в промзоне. Ольга Викторовна. Вы стояли бы рядом с Михаилом Егоровичем и праздновали бы свободу Тайболы вместе со всеми.</w:t>
+        <w:t xml:space="preserve"> Виктор Петрович. Вы дожили бы до этой ночи, если бы не восемь дней в изоляторе и четыре из них — без лекарств. Отец. Ты дожил бы, если бы не машина на дороге, где не было камер. Дарья. Ты была бы здесь, рядом со мной, если бы не тот склад в промзоне. Ольга Викторовна. Вы стояли бы рядом с Михаилом Егоровичем и праздновали бы свободу Тайболы вместе со всеми.</w:t>
       </w:r>
     </w:p>
     <w:p>
@@ -3007,7 +3007,7 @@
           <w:i w:val="0"/>
           <w:sz w:val="22"/>
         </w:rPr>
-        <w:t>Простите, мам. Нужна была минута.</w:t>
+        <w:t>Прости, мам. Нужна была минута.</w:t>
       </w:r>
     </w:p>
     <w:p>
@@ -3119,7 +3119,7 @@
           <w:i w:val="0"/>
           <w:sz w:val="22"/>
         </w:rPr>
-        <w:t xml:space="preserve"> Вам и одного хватило на всю жизнь, мам.</w:t>
+        <w:t xml:space="preserve"> Тебе и одного хватило на всю жизнь, мам.</w:t>
       </w:r>
     </w:p>
     <w:p>
@@ -3362,7 +3362,7 @@
           <w:i w:val="0"/>
           <w:sz w:val="22"/>
         </w:rPr>
-        <w:t>Мам, пойдёмте со мной.</w:t>
+        <w:t>Мам, пойдём со мной.</w:t>
       </w:r>
     </w:p>
     <w:p>

--- a/러시아 인권변호사/4부/4부_11화_당선의_밤.docx
+++ b/러시아 인권변호사/4부/4부_11화_당선의_밤.docx
@@ -328,7 +328,7 @@
           <w:i w:val="0"/>
           <w:sz w:val="22"/>
         </w:rPr>
-        <w:t>Здесь — нет. Здесь пятьсот наблюдателей, и половину из них я знаю с детства. Боюсь за те участки, где наблюдателей нет.</w:t>
+        <w:t>Здесь — нет. Здесь пятьдесят наблюдателей, и половину из них я знаю с детства. Боюсь за те участки, где наблюдателей нет.</w:t>
       </w:r>
     </w:p>
     <w:p>
@@ -2106,7 +2106,7 @@
           <w:i w:val="0"/>
           <w:sz w:val="22"/>
         </w:rPr>
-        <w:t xml:space="preserve"> Лёша… президент! Мальчишка из адвокатской конторы с протекающим потолком!</w:t>
+        <w:t xml:space="preserve"> Лёша… президент! Мальчишка из московской конторы с протекающим потолком!</w:t>
       </w:r>
     </w:p>
     <w:p>

--- a/러시아 인권변호사/4부/4부_11화_당선의_밤.docx
+++ b/러시아 인권변호사/4부/4부_11화_당선의_밤.docx
@@ -36,7 +36,7 @@
           <w:i w:val="0"/>
           <w:sz w:val="22"/>
         </w:rPr>
-        <w:t>알렉세이 “료샤” 오를로프 / 안나 오를로바 / 카탸 리시나 / 이리나 마르첸코 / 아나톨리 그레벤시코프 / 파벨 게나디예비치 그리신 / 마리야 그리시나(파벨의 아내) / 세르게이 크릴로프(전화) / 아르카디 리트비노프(전화) / 키릴 안드레예비치 스미르노프(「Компас Аудит」) / 아나스타시야(나스탸) 드미트리예브나(「Компас Аудит」) / 이졸다 티모페예브나 소콜로바(「Компас Аудит」) / 베니아민 올레고비치 스트레시네프(「Компас Аудит」) / 투표소 참관인(신규, 무명) / 파벨의 아들(대사 없음) / 각국 정상(언급만)</w:t>
+        <w:t>알렉세이 “료샤” 오를로프 / 안나 오를로바 / 카탸 리시나 / 이리나 마르첸코 / 아나톨리 그레벤시코프 / 파벨 게나디예비치 그리신 / 마리야 그리시나(파벨의 아내) / 세르게이 크릴로프(전화) / 아르카디 리트비노프(전화) / 키릴 안드레예비치 스미르노프(「Компас Аудит」) / 아나스타시야(나스탸) 드미트리예브나(「Компас Аудит」) / 이졸다 티모페예브나 소콜로바(「Компас Аудит」) / 베니아민 올레고비치 스트레시네프(「Компас Аудит」) / 투표소 참관인(신규, 무명) / 파벨의 아들(대사 없음) / 각국 정상(언급만) / 배달 기사(신규, 무명) / 본부 출입구 경호원(대사 없음)</w:t>
       </w:r>
     </w:p>
     <w:p>
@@ -2517,7 +2517,7 @@
           <w:color w:val="1F3864"/>
           <w:sz w:val="26"/>
         </w:rPr>
-        <w:t>장면 8 — 홀로, 본부 발코니에서 상실을 되새김</w:t>
+        <w:t>장면 8 — 새벽 두 시, 허기와 배달 음식</w:t>
       </w:r>
     </w:p>
     <w:p>
@@ -2532,7 +2532,7 @@
           <w:color w:val="555555"/>
           <w:sz w:val="22"/>
         </w:rPr>
-        <w:t>(Лёша незаметно выходит на балкон штаба, один, вдали от шума праздника)</w:t>
+        <w:t>(Штаб понемногу пустеет. На столах — пустые стаканчики из-под кофе и распечатки протоколов. Двое волонтёров спят на сдвинутых стульях. Ирина дремлет в углу, свернувшись на трёх стульях под чьей-то курткой.)</w:t>
       </w:r>
     </w:p>
     <w:p>
@@ -2546,7 +2546,7 @@
           <w:i w:val="0"/>
           <w:sz w:val="22"/>
         </w:rPr>
-        <w:t xml:space="preserve">Лёша: </w:t>
+        <w:t xml:space="preserve">Гребенщиков: </w:t>
       </w:r>
       <w:r>
         <w:rPr>
@@ -2556,7 +2556,7 @@
           <w:color w:val="555555"/>
           <w:sz w:val="22"/>
         </w:rPr>
-        <w:t>(тихо, в темноту)</w:t>
+        <w:t>(заглядывает в пустую коробку из-под печенья)</w:t>
       </w:r>
       <w:r>
         <w:rPr>
@@ -2565,7 +2565,53 @@
           <w:i w:val="0"/>
           <w:sz w:val="22"/>
         </w:rPr>
-        <w:t xml:space="preserve"> Виктор Петрович. Вы дожили бы до этой ночи, если бы не восемь дней в изоляторе и четыре из них — без лекарств. Отец. Ты дожил бы, если бы не машина на дороге, где не было камер. Дарья. Ты была бы здесь, рядом со мной, если бы не тот склад в промзоне. Ольга Викторовна. Вы стояли бы рядом с Михаилом Егоровичем и праздновали бы свободу Тайболы вместе со всеми.</w:t>
+        <w:t xml:space="preserve"> Катастрофа. Всё съели. Даже овсяное, которое никто не любит.</w:t>
+      </w:r>
+    </w:p>
+    <w:p>
+      <w:pPr>
+        <w:spacing w:before="0" w:after="110" w:line="300" w:lineRule="auto"/>
+      </w:pPr>
+      <w:r>
+        <w:rPr>
+          <w:rFonts w:ascii="Times New Roman" w:hAnsi="Times New Roman" w:eastAsia="Malgun Gothic"/>
+          <w:b/>
+          <w:i w:val="0"/>
+          <w:sz w:val="22"/>
+        </w:rPr>
+        <w:t xml:space="preserve">Катя: </w:t>
+      </w:r>
+      <w:r>
+        <w:rPr>
+          <w:rFonts w:ascii="Times New Roman" w:hAnsi="Times New Roman" w:eastAsia="Malgun Gothic"/>
+          <w:b w:val="0"/>
+          <w:i w:val="0"/>
+          <w:sz w:val="22"/>
+        </w:rPr>
+        <w:t>Это я. Каюсь. На нервах.</w:t>
+      </w:r>
+    </w:p>
+    <w:p>
+      <w:pPr>
+        <w:spacing w:before="0" w:after="110" w:line="300" w:lineRule="auto"/>
+      </w:pPr>
+      <w:r>
+        <w:rPr>
+          <w:rFonts w:ascii="Times New Roman" w:hAnsi="Times New Roman" w:eastAsia="Malgun Gothic"/>
+          <w:b/>
+          <w:i w:val="0"/>
+          <w:sz w:val="22"/>
+        </w:rPr>
+        <w:t xml:space="preserve">Гребенщиков: </w:t>
+      </w:r>
+      <w:r>
+        <w:rPr>
+          <w:rFonts w:ascii="Times New Roman" w:hAnsi="Times New Roman" w:eastAsia="Malgun Gothic"/>
+          <w:b w:val="0"/>
+          <w:i w:val="0"/>
+          <w:sz w:val="22"/>
+        </w:rPr>
+        <w:t>На нервах, Екатерина Ивановна, едят шоколад. Овсяное печенье едят от безысходности.</w:t>
       </w:r>
     </w:p>
     <w:p>
@@ -2589,7 +2635,7 @@
           <w:color w:val="555555"/>
           <w:sz w:val="22"/>
         </w:rPr>
-        <w:t>(голос срывается)</w:t>
+        <w:t>(опускается на стул, трёт глаза)</w:t>
       </w:r>
       <w:r>
         <w:rPr>
@@ -2598,7 +2644,7 @@
           <w:i w:val="0"/>
           <w:sz w:val="22"/>
         </w:rPr>
-        <w:t xml:space="preserve"> Я президент. А вас здесь нет, чтобы это увидеть. И я не знаю, как чувствовать победу, когда цена за неё выглядит так.</w:t>
+        <w:t xml:space="preserve"> Я только сейчас понял, что у меня с обеда маковой росинки во рту не было.</w:t>
       </w:r>
     </w:p>
     <w:p>
@@ -2612,7 +2658,16 @@
           <w:i w:val="0"/>
           <w:sz w:val="22"/>
         </w:rPr>
-        <w:t xml:space="preserve">Лёша: </w:t>
+        <w:t xml:space="preserve">Катя: </w:t>
+      </w:r>
+      <w:r>
+        <w:rPr>
+          <w:rFonts w:ascii="Times New Roman" w:hAnsi="Times New Roman" w:eastAsia="Malgun Gothic"/>
+          <w:b w:val="0"/>
+          <w:i w:val="0"/>
+          <w:sz w:val="22"/>
+        </w:rPr>
+        <w:t xml:space="preserve">Так. Всё. Заказываем. </w:t>
       </w:r>
       <w:r>
         <w:rPr>
@@ -2622,7 +2677,7 @@
           <w:color w:val="555555"/>
           <w:sz w:val="22"/>
         </w:rPr>
-        <w:t>(почти шёпотом)</w:t>
+        <w:t>(достаёт телефон)</w:t>
       </w:r>
       <w:r>
         <w:rPr>
@@ -2631,29 +2686,183 @@
           <w:i w:val="0"/>
           <w:sz w:val="22"/>
         </w:rPr>
-        <w:t xml:space="preserve"> Внизу кричат «ура». А я стою здесь один и не могу вспомнить, как звучали ваши голоса. Простите меня. Я так старался всё помнить.</w:t>
+        <w:t xml:space="preserve"> Что будем?</w:t>
       </w:r>
     </w:p>
     <w:p>
       <w:pPr>
-        <w:keepNext/>
-        <w:spacing w:before="320" w:after="140"/>
+        <w:spacing w:before="0" w:after="110" w:line="300" w:lineRule="auto"/>
       </w:pPr>
       <w:r>
         <w:rPr>
           <w:rFonts w:ascii="Times New Roman" w:hAnsi="Times New Roman" w:eastAsia="Malgun Gothic"/>
           <w:b/>
           <w:i w:val="0"/>
-          <w:color w:val="1F3864"/>
-          <w:sz w:val="26"/>
-        </w:rPr>
-        <w:t>장면 9 — 이리나의 위로</w:t>
+          <w:sz w:val="22"/>
+        </w:rPr>
+        <w:t xml:space="preserve">Гребенщиков: </w:t>
+      </w:r>
+      <w:r>
+        <w:rPr>
+          <w:rFonts w:ascii="Times New Roman" w:hAnsi="Times New Roman" w:eastAsia="Malgun Gothic"/>
+          <w:b w:val="0"/>
+          <w:i w:val="0"/>
+          <w:sz w:val="22"/>
+        </w:rPr>
+        <w:t>Что угодно, лишь бы горячее и побольше.</w:t>
       </w:r>
     </w:p>
     <w:p>
       <w:pPr>
         <w:spacing w:before="0" w:after="110" w:line="300" w:lineRule="auto"/>
       </w:pPr>
+      <w:r>
+        <w:rPr>
+          <w:rFonts w:ascii="Times New Roman" w:hAnsi="Times New Roman" w:eastAsia="Malgun Gothic"/>
+          <w:b/>
+          <w:i w:val="0"/>
+          <w:sz w:val="22"/>
+        </w:rPr>
+        <w:t xml:space="preserve">Катя: </w:t>
+      </w:r>
+      <w:r>
+        <w:rPr>
+          <w:rFonts w:ascii="Times New Roman" w:hAnsi="Times New Roman" w:eastAsia="Malgun Gothic"/>
+          <w:b w:val="0"/>
+          <w:i w:val="0"/>
+          <w:sz w:val="22"/>
+        </w:rPr>
+        <w:t>Пицца? Роллы? За углом, между прочим, круглосуточная шаурма.</w:t>
+      </w:r>
+    </w:p>
+    <w:p>
+      <w:pPr>
+        <w:spacing w:before="0" w:after="110" w:line="300" w:lineRule="auto"/>
+      </w:pPr>
+      <w:r>
+        <w:rPr>
+          <w:rFonts w:ascii="Times New Roman" w:hAnsi="Times New Roman" w:eastAsia="Malgun Gothic"/>
+          <w:b/>
+          <w:i w:val="0"/>
+          <w:sz w:val="22"/>
+        </w:rPr>
+        <w:t xml:space="preserve">Гребенщиков: </w:t>
+      </w:r>
+      <w:r>
+        <w:rPr>
+          <w:rFonts w:ascii="Times New Roman" w:hAnsi="Times New Roman" w:eastAsia="Malgun Gothic"/>
+          <w:b w:val="0"/>
+          <w:i w:val="0"/>
+          <w:sz w:val="22"/>
+        </w:rPr>
+        <w:t>Шаурма в штабе избранного президента? Представляю себе заголовки.</w:t>
+      </w:r>
+    </w:p>
+    <w:p>
+      <w:pPr>
+        <w:spacing w:before="0" w:after="110" w:line="300" w:lineRule="auto"/>
+      </w:pPr>
+      <w:r>
+        <w:rPr>
+          <w:rFonts w:ascii="Times New Roman" w:hAnsi="Times New Roman" w:eastAsia="Malgun Gothic"/>
+          <w:b/>
+          <w:i w:val="0"/>
+          <w:sz w:val="22"/>
+        </w:rPr>
+        <w:t xml:space="preserve">Лёша: </w:t>
+      </w:r>
+      <w:r>
+        <w:rPr>
+          <w:rFonts w:ascii="Times New Roman" w:hAnsi="Times New Roman" w:eastAsia="Malgun Gothic"/>
+          <w:b w:val="0"/>
+          <w:i w:val="0"/>
+          <w:sz w:val="22"/>
+        </w:rPr>
+        <w:t>Анатолий Викторович, в два часа ночи заголовков никто не пишет.</w:t>
+      </w:r>
+    </w:p>
+    <w:p>
+      <w:pPr>
+        <w:spacing w:before="0" w:after="110" w:line="300" w:lineRule="auto"/>
+      </w:pPr>
+      <w:r>
+        <w:rPr>
+          <w:rFonts w:ascii="Times New Roman" w:hAnsi="Times New Roman" w:eastAsia="Malgun Gothic"/>
+          <w:b/>
+          <w:i w:val="0"/>
+          <w:sz w:val="22"/>
+        </w:rPr>
+        <w:t xml:space="preserve">Катя: </w:t>
+      </w:r>
+      <w:r>
+        <w:rPr>
+          <w:rFonts w:ascii="Times New Roman" w:hAnsi="Times New Roman" w:eastAsia="Malgun Gothic"/>
+          <w:b w:val="0"/>
+          <w:i w:val="0"/>
+          <w:sz w:val="22"/>
+        </w:rPr>
+        <w:t>Значит, пицца. Алексей Николаевич, вам какую?</w:t>
+      </w:r>
+    </w:p>
+    <w:p>
+      <w:pPr>
+        <w:spacing w:before="0" w:after="110" w:line="300" w:lineRule="auto"/>
+      </w:pPr>
+      <w:r>
+        <w:rPr>
+          <w:rFonts w:ascii="Times New Roman" w:hAnsi="Times New Roman" w:eastAsia="Malgun Gothic"/>
+          <w:b/>
+          <w:i w:val="0"/>
+          <w:sz w:val="22"/>
+        </w:rPr>
+        <w:t xml:space="preserve">Лёша: </w:t>
+      </w:r>
+      <w:r>
+        <w:rPr>
+          <w:rFonts w:ascii="Times New Roman" w:hAnsi="Times New Roman" w:eastAsia="Malgun Gothic"/>
+          <w:b w:val="0"/>
+          <w:i w:val="0"/>
+          <w:sz w:val="22"/>
+        </w:rPr>
+        <w:t>Любую. Только без ананасов.</w:t>
+      </w:r>
+    </w:p>
+    <w:p>
+      <w:pPr>
+        <w:spacing w:before="0" w:after="110" w:line="300" w:lineRule="auto"/>
+      </w:pPr>
+      <w:r>
+        <w:rPr>
+          <w:rFonts w:ascii="Times New Roman" w:hAnsi="Times New Roman" w:eastAsia="Malgun Gothic"/>
+          <w:b/>
+          <w:i w:val="0"/>
+          <w:sz w:val="22"/>
+        </w:rPr>
+        <w:t xml:space="preserve">Катя: </w:t>
+      </w:r>
+      <w:r>
+        <w:rPr>
+          <w:rFonts w:ascii="Times New Roman" w:hAnsi="Times New Roman" w:eastAsia="Malgun Gothic"/>
+          <w:b w:val="0"/>
+          <w:i w:val="0"/>
+          <w:sz w:val="22"/>
+        </w:rPr>
+        <w:t>С ананасами никто в здравом уме и не заказывает.</w:t>
+      </w:r>
+    </w:p>
+    <w:p>
+      <w:pPr>
+        <w:spacing w:before="0" w:after="110" w:line="300" w:lineRule="auto"/>
+      </w:pPr>
+      <w:r>
+        <w:rPr>
+          <w:rFonts w:ascii="Times New Roman" w:hAnsi="Times New Roman" w:eastAsia="Malgun Gothic"/>
+          <w:b/>
+          <w:i w:val="0"/>
+          <w:sz w:val="22"/>
+        </w:rPr>
+        <w:t xml:space="preserve">Гребенщиков: </w:t>
+      </w:r>
       <w:r>
         <w:rPr>
           <w:rFonts w:ascii="Times New Roman" w:hAnsi="Times New Roman" w:eastAsia="Malgun Gothic"/>
@@ -2662,7 +2871,16 @@
           <w:color w:val="555555"/>
           <w:sz w:val="22"/>
         </w:rPr>
-        <w:t>(Ирина тихо подходит и какое-то время молча стоит рядом)</w:t>
+        <w:t>(кашлянув)</w:t>
+      </w:r>
+      <w:r>
+        <w:rPr>
+          <w:rFonts w:ascii="Times New Roman" w:hAnsi="Times New Roman" w:eastAsia="Malgun Gothic"/>
+          <w:b w:val="0"/>
+          <w:i w:val="0"/>
+          <w:sz w:val="22"/>
+        </w:rPr>
+        <w:t xml:space="preserve"> Я заказываю. Иногда.</w:t>
       </w:r>
     </w:p>
     <w:p>
@@ -2676,168 +2894,7 @@
           <w:i w:val="0"/>
           <w:sz w:val="22"/>
         </w:rPr>
-        <w:t xml:space="preserve">Ирина: </w:t>
-      </w:r>
-      <w:r>
-        <w:rPr>
-          <w:rFonts w:ascii="Times New Roman" w:hAnsi="Times New Roman" w:eastAsia="Malgun Gothic"/>
-          <w:b w:val="0"/>
-          <w:i w:val="0"/>
-          <w:sz w:val="22"/>
-        </w:rPr>
-        <w:t>Алексей Николаевич, можно с вами кое-чем поделиться?</w:t>
-      </w:r>
-    </w:p>
-    <w:p>
-      <w:pPr>
-        <w:spacing w:before="0" w:after="110" w:line="300" w:lineRule="auto"/>
-      </w:pPr>
-      <w:r>
-        <w:rPr>
-          <w:rFonts w:ascii="Times New Roman" w:hAnsi="Times New Roman" w:eastAsia="Malgun Gothic"/>
-          <w:b/>
-          <w:i w:val="0"/>
-          <w:sz w:val="22"/>
-        </w:rPr>
-        <w:t xml:space="preserve">Лёша: </w:t>
-      </w:r>
-      <w:r>
-        <w:rPr>
-          <w:rFonts w:ascii="Times New Roman" w:hAnsi="Times New Roman" w:eastAsia="Malgun Gothic"/>
-          <w:b w:val="0"/>
-          <w:i w:val="0"/>
-          <w:sz w:val="22"/>
-        </w:rPr>
-        <w:t>Конечно, Ирина.</w:t>
-      </w:r>
-    </w:p>
-    <w:p>
-      <w:pPr>
-        <w:spacing w:before="0" w:after="110" w:line="300" w:lineRule="auto"/>
-      </w:pPr>
-      <w:r>
-        <w:rPr>
-          <w:rFonts w:ascii="Times New Roman" w:hAnsi="Times New Roman" w:eastAsia="Malgun Gothic"/>
-          <w:b/>
-          <w:i w:val="0"/>
-          <w:sz w:val="22"/>
-        </w:rPr>
-        <w:t xml:space="preserve">Ирина: </w:t>
-      </w:r>
-      <w:r>
-        <w:rPr>
-          <w:rFonts w:ascii="Times New Roman" w:hAnsi="Times New Roman" w:eastAsia="Malgun Gothic"/>
-          <w:b w:val="0"/>
-          <w:i w:val="0"/>
-          <w:sz w:val="22"/>
-        </w:rPr>
-        <w:t>Дед говорил мне перед смертью: «Победа никогда не бывает чистой, если она чего-то стоила. Но нечистая победа всё равно лучше честного поражения, если на кону — будущее тех, кто придёт после тебя».</w:t>
-      </w:r>
-    </w:p>
-    <w:p>
-      <w:pPr>
-        <w:spacing w:before="0" w:after="110" w:line="300" w:lineRule="auto"/>
-      </w:pPr>
-      <w:r>
-        <w:rPr>
-          <w:rFonts w:ascii="Times New Roman" w:hAnsi="Times New Roman" w:eastAsia="Malgun Gothic"/>
-          <w:b/>
-          <w:i w:val="0"/>
-          <w:sz w:val="22"/>
-        </w:rPr>
-        <w:t xml:space="preserve">Лёша: </w:t>
-      </w:r>
-      <w:r>
-        <w:rPr>
-          <w:rFonts w:ascii="Times New Roman" w:hAnsi="Times New Roman" w:eastAsia="Malgun Gothic"/>
-          <w:b w:val="0"/>
-          <w:i w:val="0"/>
-          <w:sz w:val="22"/>
-        </w:rPr>
-        <w:t>Нечистая победа… Вы с этим согласны, Ирина?</w:t>
-      </w:r>
-    </w:p>
-    <w:p>
-      <w:pPr>
-        <w:spacing w:before="0" w:after="110" w:line="300" w:lineRule="auto"/>
-      </w:pPr>
-      <w:r>
-        <w:rPr>
-          <w:rFonts w:ascii="Times New Roman" w:hAnsi="Times New Roman" w:eastAsia="Malgun Gothic"/>
-          <w:b/>
-          <w:i w:val="0"/>
-          <w:sz w:val="22"/>
-        </w:rPr>
-        <w:t xml:space="preserve">Ирина: </w:t>
-      </w:r>
-      <w:r>
-        <w:rPr>
-          <w:rFonts w:ascii="Times New Roman" w:hAnsi="Times New Roman" w:eastAsia="Malgun Gothic"/>
-          <w:b w:val="0"/>
-          <w:i w:val="0"/>
-          <w:sz w:val="22"/>
-        </w:rPr>
-        <w:t>Не знаю. Мне двадцать два. Я пока думаю, что любую победу можно отмыть, если потом честно работать.</w:t>
-      </w:r>
-    </w:p>
-    <w:p>
-      <w:pPr>
-        <w:spacing w:before="0" w:after="110" w:line="300" w:lineRule="auto"/>
-      </w:pPr>
-      <w:r>
-        <w:rPr>
-          <w:rFonts w:ascii="Times New Roman" w:hAnsi="Times New Roman" w:eastAsia="Malgun Gothic"/>
-          <w:b/>
-          <w:i w:val="0"/>
-          <w:sz w:val="22"/>
-        </w:rPr>
-        <w:t xml:space="preserve">Лёша: </w:t>
-      </w:r>
-      <w:r>
-        <w:rPr>
-          <w:rFonts w:ascii="Times New Roman" w:hAnsi="Times New Roman" w:eastAsia="Malgun Gothic"/>
-          <w:b w:val="0"/>
-          <w:i w:val="0"/>
-          <w:sz w:val="22"/>
-        </w:rPr>
-        <w:t>Надеюсь, вы правы. Мне сорок раз за эту ночь казалось, что уже поздно.</w:t>
-      </w:r>
-    </w:p>
-    <w:p>
-      <w:pPr>
-        <w:spacing w:before="0" w:after="110" w:line="300" w:lineRule="auto"/>
-      </w:pPr>
-      <w:r>
-        <w:rPr>
-          <w:rFonts w:ascii="Times New Roman" w:hAnsi="Times New Roman" w:eastAsia="Malgun Gothic"/>
-          <w:b/>
-          <w:i w:val="0"/>
-          <w:sz w:val="22"/>
-        </w:rPr>
-        <w:t xml:space="preserve">Ирина: </w:t>
-      </w:r>
-      <w:r>
-        <w:rPr>
-          <w:rFonts w:ascii="Times New Roman" w:hAnsi="Times New Roman" w:eastAsia="Malgun Gothic"/>
-          <w:b w:val="0"/>
-          <w:i w:val="0"/>
-          <w:sz w:val="22"/>
-        </w:rPr>
-        <w:t>Значит, сорок первый раз не кажется. Вы же вышли сюда. Не спрятались.</w:t>
-      </w:r>
-    </w:p>
-    <w:p>
-      <w:pPr>
-        <w:spacing w:before="0" w:after="110" w:line="300" w:lineRule="auto"/>
-      </w:pPr>
-      <w:r>
-        <w:rPr>
-          <w:rFonts w:ascii="Times New Roman" w:hAnsi="Times New Roman" w:eastAsia="Malgun Gothic"/>
-          <w:b/>
-          <w:i w:val="0"/>
-          <w:sz w:val="22"/>
-        </w:rPr>
-        <w:t xml:space="preserve">Лёша: </w:t>
+        <w:t xml:space="preserve">Катя: </w:t>
       </w:r>
       <w:r>
         <w:rPr>
@@ -2847,7 +2904,7 @@
           <w:color w:val="555555"/>
           <w:sz w:val="22"/>
         </w:rPr>
-        <w:t>(пауза, тронут)</w:t>
+        <w:t>(не поднимая глаз от телефона)</w:t>
       </w:r>
       <w:r>
         <w:rPr>
@@ -2856,7 +2913,7 @@
           <w:i w:val="0"/>
           <w:sz w:val="22"/>
         </w:rPr>
-        <w:t xml:space="preserve"> Мудрый был человек, ваш дед.</w:t>
+        <w:t xml:space="preserve"> Анатолий Викторович, я вас очень уважаю. Но нет.</w:t>
       </w:r>
     </w:p>
     <w:p>
@@ -2870,53 +2927,7 @@
           <w:i w:val="0"/>
           <w:sz w:val="22"/>
         </w:rPr>
-        <w:t xml:space="preserve">Ирина: </w:t>
-      </w:r>
-      <w:r>
-        <w:rPr>
-          <w:rFonts w:ascii="Times New Roman" w:hAnsi="Times New Roman" w:eastAsia="Malgun Gothic"/>
-          <w:b w:val="0"/>
-          <w:i w:val="0"/>
-          <w:sz w:val="22"/>
-        </w:rPr>
-        <w:t>Мудрый. Жаль, что не дожил до такой ночи.</w:t>
-      </w:r>
-    </w:p>
-    <w:p>
-      <w:pPr>
-        <w:spacing w:before="0" w:after="110" w:line="300" w:lineRule="auto"/>
-      </w:pPr>
-      <w:r>
-        <w:rPr>
-          <w:rFonts w:ascii="Times New Roman" w:hAnsi="Times New Roman" w:eastAsia="Malgun Gothic"/>
-          <w:b/>
-          <w:i w:val="0"/>
-          <w:sz w:val="22"/>
-        </w:rPr>
         <w:t xml:space="preserve">Лёша: </w:t>
-      </w:r>
-      <w:r>
-        <w:rPr>
-          <w:rFonts w:ascii="Times New Roman" w:hAnsi="Times New Roman" w:eastAsia="Malgun Gothic"/>
-          <w:b w:val="0"/>
-          <w:i w:val="0"/>
-          <w:sz w:val="22"/>
-        </w:rPr>
-        <w:t>Он дожил, Ирина. Месяц назад в Черногорске. Это он сбил меня с трибуны — вашими руками.</w:t>
-      </w:r>
-    </w:p>
-    <w:p>
-      <w:pPr>
-        <w:spacing w:before="0" w:after="110" w:line="300" w:lineRule="auto"/>
-      </w:pPr>
-      <w:r>
-        <w:rPr>
-          <w:rFonts w:ascii="Times New Roman" w:hAnsi="Times New Roman" w:eastAsia="Malgun Gothic"/>
-          <w:b/>
-          <w:i w:val="0"/>
-          <w:sz w:val="22"/>
-        </w:rPr>
-        <w:t xml:space="preserve">Ирина: </w:t>
       </w:r>
       <w:r>
         <w:rPr>
@@ -2926,7 +2937,7 @@
           <w:color w:val="555555"/>
           <w:sz w:val="22"/>
         </w:rPr>
-        <w:t>(не находит слов, отворачивается к перилам)</w:t>
+        <w:t>(смеётся)</w:t>
       </w:r>
       <w:r>
         <w:rPr>
@@ -2935,23 +2946,30 @@
           <w:i w:val="0"/>
           <w:sz w:val="22"/>
         </w:rPr>
-        <w:t xml:space="preserve"> Спасибо.</w:t>
+        <w:t xml:space="preserve"> Возьмите ему одну маленькую, Катя. Пусть человек порадуется.</w:t>
       </w:r>
     </w:p>
     <w:p>
       <w:pPr>
-        <w:keepNext/>
-        <w:spacing w:before="320" w:after="140"/>
+        <w:spacing w:before="0" w:after="110" w:line="300" w:lineRule="auto"/>
       </w:pPr>
       <w:r>
         <w:rPr>
           <w:rFonts w:ascii="Times New Roman" w:hAnsi="Times New Roman" w:eastAsia="Malgun Gothic"/>
           <w:b/>
           <w:i w:val="0"/>
-          <w:color w:val="1F3864"/>
-          <w:sz w:val="26"/>
-        </w:rPr>
-        <w:t>장면 10 — 어머니와의 순간</w:t>
+          <w:sz w:val="22"/>
+        </w:rPr>
+        <w:t xml:space="preserve">Катя: </w:t>
+      </w:r>
+      <w:r>
+        <w:rPr>
+          <w:rFonts w:ascii="Times New Roman" w:hAnsi="Times New Roman" w:eastAsia="Malgun Gothic"/>
+          <w:b w:val="0"/>
+          <w:i w:val="0"/>
+          <w:sz w:val="22"/>
+        </w:rPr>
+        <w:t>Ладно. Четыре большие и одна маленькая — с ананасами. И морс. Пишут: доставка от сорока минут до часа.</w:t>
       </w:r>
     </w:p>
     <w:p>
@@ -2975,7 +2993,7 @@
           <w:color w:val="555555"/>
           <w:sz w:val="22"/>
         </w:rPr>
-        <w:t>(находит сына на балконе)</w:t>
+        <w:t>(входит с большой клетчатой сумкой)</w:t>
       </w:r>
       <w:r>
         <w:rPr>
@@ -2984,7 +3002,7 @@
           <w:i w:val="0"/>
           <w:sz w:val="22"/>
         </w:rPr>
-        <w:t xml:space="preserve"> Вот ты где. Весь штаб тебя ищет.</w:t>
+        <w:t xml:space="preserve"> Это что вы тут голодовку устроили? Я же пирожки привезла. С капустой и с картошкой.</w:t>
       </w:r>
     </w:p>
     <w:p>
@@ -3007,7 +3025,7 @@
           <w:i w:val="0"/>
           <w:sz w:val="22"/>
         </w:rPr>
-        <w:t>Прости, мам. Нужна была минута.</w:t>
+        <w:t>Мам! Что ж ты молчала?</w:t>
       </w:r>
     </w:p>
     <w:p>
@@ -3022,6 +3040,29 @@
           <w:sz w:val="22"/>
         </w:rPr>
         <w:t xml:space="preserve">Анна: </w:t>
+      </w:r>
+      <w:r>
+        <w:rPr>
+          <w:rFonts w:ascii="Times New Roman" w:hAnsi="Times New Roman" w:eastAsia="Malgun Gothic"/>
+          <w:b w:val="0"/>
+          <w:i w:val="0"/>
+          <w:sz w:val="22"/>
+        </w:rPr>
+        <w:t>А кто меня спрашивал? Все в экраны смотрели, как в телевизор на Новый год.</w:t>
+      </w:r>
+    </w:p>
+    <w:p>
+      <w:pPr>
+        <w:spacing w:before="0" w:after="110" w:line="300" w:lineRule="auto"/>
+      </w:pPr>
+      <w:r>
+        <w:rPr>
+          <w:rFonts w:ascii="Times New Roman" w:hAnsi="Times New Roman" w:eastAsia="Malgun Gothic"/>
+          <w:b/>
+          <w:i w:val="0"/>
+          <w:sz w:val="22"/>
+        </w:rPr>
+        <w:t xml:space="preserve">Гребенщиков: </w:t>
       </w:r>
       <w:r>
         <w:rPr>
@@ -3031,7 +3072,7 @@
           <w:color w:val="555555"/>
           <w:sz w:val="22"/>
         </w:rPr>
-        <w:t>(обнимает его)</w:t>
+        <w:t>(уже развязывает пакет)</w:t>
       </w:r>
       <w:r>
         <w:rPr>
@@ -3040,7 +3081,7 @@
           <w:i w:val="0"/>
           <w:sz w:val="22"/>
         </w:rPr>
-        <w:t xml:space="preserve"> Знаю, о ком ты думаешь. О них всех.</w:t>
+        <w:t xml:space="preserve"> Анна Михайловна, вы только что спасли штаб. Это поважнее любых процентов.</w:t>
       </w:r>
     </w:p>
     <w:p>
@@ -3054,7 +3095,7 @@
           <w:i w:val="0"/>
           <w:sz w:val="22"/>
         </w:rPr>
-        <w:t xml:space="preserve">Лёша: </w:t>
+        <w:t xml:space="preserve">Анна: </w:t>
       </w:r>
       <w:r>
         <w:rPr>
@@ -3063,30 +3104,7 @@
           <w:i w:val="0"/>
           <w:sz w:val="22"/>
         </w:rPr>
-        <w:t>Как не думать, мам? Каждый шаг на этом пути отмечен чьей-то потерей.</w:t>
-      </w:r>
-    </w:p>
-    <w:p>
-      <w:pPr>
-        <w:spacing w:before="0" w:after="110" w:line="300" w:lineRule="auto"/>
-      </w:pPr>
-      <w:r>
-        <w:rPr>
-          <w:rFonts w:ascii="Times New Roman" w:hAnsi="Times New Roman" w:eastAsia="Malgun Gothic"/>
-          <w:b/>
-          <w:i w:val="0"/>
-          <w:sz w:val="22"/>
-        </w:rPr>
-        <w:t xml:space="preserve">Анна: </w:t>
-      </w:r>
-      <w:r>
-        <w:rPr>
-          <w:rFonts w:ascii="Times New Roman" w:hAnsi="Times New Roman" w:eastAsia="Malgun Gothic"/>
-          <w:b w:val="0"/>
-          <w:i w:val="0"/>
-          <w:sz w:val="22"/>
-        </w:rPr>
-        <w:t>Я знаю, сынок. Я тоже считаю. Каждый вечер. Только в моём списке одно имя, а в твоём — уже четыре.</w:t>
+        <w:t>Ешьте, ешьте. Холодные, правда, ну да ничего — с голодухи всё вкусно.</w:t>
       </w:r>
     </w:p>
     <w:p>
@@ -3110,7 +3128,7 @@
           <w:color w:val="555555"/>
           <w:sz w:val="22"/>
         </w:rPr>
-        <w:t>(тихо)</w:t>
+        <w:t>(жуёт)</w:t>
       </w:r>
       <w:r>
         <w:rPr>
@@ -3119,7 +3137,7 @@
           <w:i w:val="0"/>
           <w:sz w:val="22"/>
         </w:rPr>
-        <w:t xml:space="preserve"> Тебе и одного хватило на всю жизнь, мам.</w:t>
+        <w:t xml:space="preserve"> Мам, ты когда успела-то?</w:t>
       </w:r>
     </w:p>
     <w:p>
@@ -3142,7 +3160,7 @@
           <w:i w:val="0"/>
           <w:sz w:val="22"/>
         </w:rPr>
-        <w:t>Отец однажды сказал мне — давно, когда только пришёл работать на завод, — что самая честная жизнь не та, что без потерь, а та, где потери были не напрасны. Ты сделал так, чтобы их потери не были напрасны, Лёша. Это самое большое, что вообще можно сделать.</w:t>
+        <w:t>Вчера вечером. Руки надо было чем-то занять. Не могу я сидеть сложа руки и ждать.</w:t>
       </w:r>
     </w:p>
     <w:p>
@@ -3156,99 +3174,7 @@
           <w:i w:val="0"/>
           <w:sz w:val="22"/>
         </w:rPr>
-        <w:t xml:space="preserve">Лёша: </w:t>
-      </w:r>
-      <w:r>
-        <w:rPr>
-          <w:rFonts w:ascii="Times New Roman" w:hAnsi="Times New Roman" w:eastAsia="Malgun Gothic"/>
-          <w:b w:val="0"/>
-          <w:i w:val="0"/>
-          <w:sz w:val="22"/>
-        </w:rPr>
-        <w:t>Он и мне это говорил, а я не слушал. Мне было пятнадцать, мне казалось, что он говорит банальности.</w:t>
-      </w:r>
-    </w:p>
-    <w:p>
-      <w:pPr>
-        <w:spacing w:before="0" w:after="110" w:line="300" w:lineRule="auto"/>
-      </w:pPr>
-      <w:r>
-        <w:rPr>
-          <w:rFonts w:ascii="Times New Roman" w:hAnsi="Times New Roman" w:eastAsia="Malgun Gothic"/>
-          <w:b/>
-          <w:i w:val="0"/>
-          <w:sz w:val="22"/>
-        </w:rPr>
-        <w:t xml:space="preserve">Анна: </w:t>
-      </w:r>
-      <w:r>
-        <w:rPr>
-          <w:rFonts w:ascii="Times New Roman" w:hAnsi="Times New Roman" w:eastAsia="Malgun Gothic"/>
-          <w:b w:val="0"/>
-          <w:i w:val="0"/>
-          <w:sz w:val="22"/>
-        </w:rPr>
-        <w:t>Он всегда говорил банальности. Он ещё любил повторять: «Жизнь прожить — не поле перейти». Я смеялась, что это из календаря.</w:t>
-      </w:r>
-    </w:p>
-    <w:p>
-      <w:pPr>
-        <w:spacing w:before="0" w:after="110" w:line="300" w:lineRule="auto"/>
-      </w:pPr>
-      <w:r>
-        <w:rPr>
-          <w:rFonts w:ascii="Times New Roman" w:hAnsi="Times New Roman" w:eastAsia="Malgun Gothic"/>
-          <w:b/>
-          <w:i w:val="0"/>
-          <w:sz w:val="22"/>
-        </w:rPr>
-        <w:t xml:space="preserve">Лёша: </w:t>
-      </w:r>
-      <w:r>
-        <w:rPr>
-          <w:rFonts w:ascii="Times New Roman" w:hAnsi="Times New Roman" w:eastAsia="Malgun Gothic"/>
-          <w:b w:val="0"/>
-          <w:i w:val="0"/>
-          <w:sz w:val="22"/>
-        </w:rPr>
-        <w:t>Это Пастернак так «Гамлета» заканчивает, мам. Мы в университете разбирали — красиво, думал я тогда. А это просто правда.</w:t>
-      </w:r>
-    </w:p>
-    <w:p>
-      <w:pPr>
-        <w:spacing w:before="0" w:after="110" w:line="300" w:lineRule="auto"/>
-      </w:pPr>
-      <w:r>
-        <w:rPr>
-          <w:rFonts w:ascii="Times New Roman" w:hAnsi="Times New Roman" w:eastAsia="Malgun Gothic"/>
-          <w:b/>
-          <w:i w:val="0"/>
-          <w:sz w:val="22"/>
-        </w:rPr>
-        <w:t xml:space="preserve">Анна: </w:t>
-      </w:r>
-      <w:r>
-        <w:rPr>
-          <w:rFonts w:ascii="Times New Roman" w:hAnsi="Times New Roman" w:eastAsia="Malgun Gothic"/>
-          <w:b w:val="0"/>
-          <w:i w:val="0"/>
-          <w:sz w:val="22"/>
-        </w:rPr>
-        <w:t>Пастернак у народа взял, сынок. Народ это раньше Пастернака знал. И отец твой — тоже.</w:t>
-      </w:r>
-    </w:p>
-    <w:p>
-      <w:pPr>
-        <w:spacing w:before="0" w:after="110" w:line="300" w:lineRule="auto"/>
-      </w:pPr>
-      <w:r>
-        <w:rPr>
-          <w:rFonts w:ascii="Times New Roman" w:hAnsi="Times New Roman" w:eastAsia="Malgun Gothic"/>
-          <w:b/>
-          <w:i w:val="0"/>
-          <w:sz w:val="22"/>
-        </w:rPr>
-        <w:t xml:space="preserve">Лёша: </w:t>
+        <w:t xml:space="preserve">Ирина: </w:t>
       </w:r>
       <w:r>
         <w:rPr>
@@ -3258,7 +3184,7 @@
           <w:color w:val="555555"/>
           <w:sz w:val="22"/>
         </w:rPr>
-        <w:t>(со слезами, впервые за ночь позволяя себе плакать открыто)</w:t>
+        <w:t>(просыпается, резко садится, щурится на экран)</w:t>
       </w:r>
       <w:r>
         <w:rPr>
@@ -3267,23 +3193,30 @@
           <w:i w:val="0"/>
           <w:sz w:val="22"/>
         </w:rPr>
-        <w:t xml:space="preserve"> Спасибо, мам.</w:t>
+        <w:t xml:space="preserve"> Что?.. Сколько там уже?</w:t>
       </w:r>
     </w:p>
     <w:p>
       <w:pPr>
-        <w:keepNext/>
-        <w:spacing w:before="320" w:after="140"/>
+        <w:spacing w:before="0" w:after="110" w:line="300" w:lineRule="auto"/>
       </w:pPr>
       <w:r>
         <w:rPr>
           <w:rFonts w:ascii="Times New Roman" w:hAnsi="Times New Roman" w:eastAsia="Malgun Gothic"/>
           <w:b/>
           <w:i w:val="0"/>
-          <w:color w:val="1F3864"/>
-          <w:sz w:val="26"/>
-        </w:rPr>
-        <w:t>장면 11 — 새벽</w:t>
+          <w:sz w:val="22"/>
+        </w:rPr>
+        <w:t xml:space="preserve">Катя: </w:t>
+      </w:r>
+      <w:r>
+        <w:rPr>
+          <w:rFonts w:ascii="Times New Roman" w:hAnsi="Times New Roman" w:eastAsia="Malgun Gothic"/>
+          <w:b w:val="0"/>
+          <w:i w:val="0"/>
+          <w:sz w:val="22"/>
+        </w:rPr>
+        <w:t>Всё давно посчитано, Ирина. Спите.</w:t>
       </w:r>
     </w:p>
     <w:p>
@@ -3297,7 +3230,53 @@
           <w:i w:val="0"/>
           <w:sz w:val="22"/>
         </w:rPr>
-        <w:t xml:space="preserve">Катя: </w:t>
+        <w:t xml:space="preserve">Ирина: </w:t>
+      </w:r>
+      <w:r>
+        <w:rPr>
+          <w:rFonts w:ascii="Times New Roman" w:hAnsi="Times New Roman" w:eastAsia="Malgun Gothic"/>
+          <w:b w:val="0"/>
+          <w:i w:val="0"/>
+          <w:sz w:val="22"/>
+        </w:rPr>
+        <w:t>Я не сплю. Я просто глаза закрыла. На минутку.</w:t>
+      </w:r>
+    </w:p>
+    <w:p>
+      <w:pPr>
+        <w:spacing w:before="0" w:after="110" w:line="300" w:lineRule="auto"/>
+      </w:pPr>
+      <w:r>
+        <w:rPr>
+          <w:rFonts w:ascii="Times New Roman" w:hAnsi="Times New Roman" w:eastAsia="Malgun Gothic"/>
+          <w:b/>
+          <w:i w:val="0"/>
+          <w:sz w:val="22"/>
+        </w:rPr>
+        <w:t xml:space="preserve">Гребенщиков: </w:t>
+      </w:r>
+      <w:r>
+        <w:rPr>
+          <w:rFonts w:ascii="Times New Roman" w:hAnsi="Times New Roman" w:eastAsia="Malgun Gothic"/>
+          <w:b w:val="0"/>
+          <w:i w:val="0"/>
+          <w:sz w:val="22"/>
+        </w:rPr>
+        <w:t>На час сорок, если быть точным. И вы храпели, Ирина. Мило, но храпели.</w:t>
+      </w:r>
+    </w:p>
+    <w:p>
+      <w:pPr>
+        <w:spacing w:before="0" w:after="110" w:line="300" w:lineRule="auto"/>
+      </w:pPr>
+      <w:r>
+        <w:rPr>
+          <w:rFonts w:ascii="Times New Roman" w:hAnsi="Times New Roman" w:eastAsia="Malgun Gothic"/>
+          <w:b/>
+          <w:i w:val="0"/>
+          <w:sz w:val="22"/>
+        </w:rPr>
+        <w:t xml:space="preserve">Ирина: </w:t>
       </w:r>
       <w:r>
         <w:rPr>
@@ -3307,7 +3286,7 @@
           <w:color w:val="555555"/>
           <w:sz w:val="22"/>
         </w:rPr>
-        <w:t>(находит их обоих)</w:t>
+        <w:t>(в ужасе)</w:t>
       </w:r>
       <w:r>
         <w:rPr>
@@ -3316,7 +3295,7 @@
           <w:i w:val="0"/>
           <w:sz w:val="22"/>
         </w:rPr>
-        <w:t xml:space="preserve"> Алексей Николаевич, скоро рассвет. На площади перед штабом — тысячи людей. Ждут, чтобы увидеть вас хотя бы издалека.</w:t>
+        <w:t xml:space="preserve"> Неправда!</w:t>
       </w:r>
     </w:p>
     <w:p>
@@ -3339,7 +3318,7 @@
           <w:i w:val="0"/>
           <w:sz w:val="22"/>
         </w:rPr>
-        <w:t>Иди. Я постою здесь. Я отсюда лучше увижу.</w:t>
+        <w:t>Не слушай его, деточка. Никто не храпел. На вот, съешь пирожок.</w:t>
       </w:r>
     </w:p>
     <w:p>
@@ -3353,7 +3332,7 @@
           <w:i w:val="0"/>
           <w:sz w:val="22"/>
         </w:rPr>
-        <w:t xml:space="preserve">Лёша: </w:t>
+        <w:t xml:space="preserve">Ирина: </w:t>
       </w:r>
       <w:r>
         <w:rPr>
@@ -3362,7 +3341,7 @@
           <w:i w:val="0"/>
           <w:sz w:val="22"/>
         </w:rPr>
-        <w:t>Мам, пойдём со мной.</w:t>
+        <w:t>Спасибо… Ой, я, наверное, вся помятая.</w:t>
       </w:r>
     </w:p>
     <w:p>
@@ -3385,22 +3364,13 @@
           <w:i w:val="0"/>
           <w:sz w:val="22"/>
         </w:rPr>
-        <w:t>Нет, сынок. Там — твои. А я — твоя всегда. Иди.</w:t>
+        <w:t>Тут все помятые. Кушай на здоровье.</w:t>
       </w:r>
     </w:p>
     <w:p>
       <w:pPr>
         <w:spacing w:before="0" w:after="110" w:line="300" w:lineRule="auto"/>
       </w:pPr>
-      <w:r>
-        <w:rPr>
-          <w:rFonts w:ascii="Times New Roman" w:hAnsi="Times New Roman" w:eastAsia="Malgun Gothic"/>
-          <w:b/>
-          <w:i w:val="0"/>
-          <w:sz w:val="22"/>
-        </w:rPr>
-        <w:t xml:space="preserve">Лёша: </w:t>
-      </w:r>
       <w:r>
         <w:rPr>
           <w:rFonts w:ascii="Times New Roman" w:hAnsi="Times New Roman" w:eastAsia="Malgun Gothic"/>
@@ -3409,16 +3379,7 @@
           <w:color w:val="555555"/>
           <w:sz w:val="22"/>
         </w:rPr>
-        <w:t>(вытирая лицо, собираясь с силами)</w:t>
-      </w:r>
-      <w:r>
-        <w:rPr>
-          <w:rFonts w:ascii="Times New Roman" w:hAnsi="Times New Roman" w:eastAsia="Malgun Gothic"/>
-          <w:b w:val="0"/>
-          <w:i w:val="0"/>
-          <w:sz w:val="22"/>
-        </w:rPr>
-        <w:t xml:space="preserve"> Иду.</w:t>
+        <w:t>(стук в дверь; охранник на входе заглядывает в коробки и пропускает курьера)</w:t>
       </w:r>
     </w:p>
     <w:p>
@@ -3432,7 +3393,7 @@
           <w:i w:val="0"/>
           <w:sz w:val="22"/>
         </w:rPr>
-        <w:t xml:space="preserve">Катя: </w:t>
+        <w:t xml:space="preserve">Курьер: </w:t>
       </w:r>
       <w:r>
         <w:rPr>
@@ -3441,44 +3402,7 @@
           <w:i w:val="0"/>
           <w:sz w:val="22"/>
         </w:rPr>
-        <w:t>Речь нужна? Я могу набросать за пять минут.</w:t>
-      </w:r>
-    </w:p>
-    <w:p>
-      <w:pPr>
-        <w:spacing w:before="0" w:after="110" w:line="300" w:lineRule="auto"/>
-      </w:pPr>
-      <w:r>
-        <w:rPr>
-          <w:rFonts w:ascii="Times New Roman" w:hAnsi="Times New Roman" w:eastAsia="Malgun Gothic"/>
-          <w:b/>
-          <w:i w:val="0"/>
-          <w:sz w:val="22"/>
-        </w:rPr>
-        <w:t xml:space="preserve">Лёша: </w:t>
-      </w:r>
-      <w:r>
-        <w:rPr>
-          <w:rFonts w:ascii="Times New Roman" w:hAnsi="Times New Roman" w:eastAsia="Malgun Gothic"/>
-          <w:b w:val="0"/>
-          <w:i w:val="0"/>
-          <w:sz w:val="22"/>
-        </w:rPr>
-        <w:t>Не нужна, Катя. Я скажу им «спасибо». И «завтра за работу». Больше ничего.</w:t>
-      </w:r>
-    </w:p>
-    <w:p>
-      <w:pPr>
-        <w:spacing w:before="0" w:after="110" w:line="300" w:lineRule="auto"/>
-      </w:pPr>
-      <w:r>
-        <w:rPr>
-          <w:rFonts w:ascii="Times New Roman" w:hAnsi="Times New Roman" w:eastAsia="Malgun Gothic"/>
-          <w:b/>
-          <w:i w:val="0"/>
-          <w:sz w:val="22"/>
-        </w:rPr>
-        <w:t xml:space="preserve">Катя: </w:t>
+        <w:t xml:space="preserve">Доставка. Пицца на имя Екатерины, пять коробок и морс. Ночью дороги пустые — быстро доехал. </w:t>
       </w:r>
       <w:r>
         <w:rPr>
@@ -3488,7 +3412,7 @@
           <w:color w:val="555555"/>
           <w:sz w:val="22"/>
         </w:rPr>
-        <w:t>(улыбается сквозь усталость)</w:t>
+        <w:t>(замечает Лёшу, замирает)</w:t>
       </w:r>
       <w:r>
         <w:rPr>
@@ -3497,7 +3421,7 @@
           <w:i w:val="0"/>
           <w:sz w:val="22"/>
         </w:rPr>
-        <w:t xml:space="preserve"> Самая короткая речь в истории.</w:t>
+        <w:t xml:space="preserve"> Ой… Это же вы. Поздравляю!</w:t>
       </w:r>
     </w:p>
     <w:p>
@@ -3520,7 +3444,7 @@
           <w:i w:val="0"/>
           <w:sz w:val="22"/>
         </w:rPr>
-        <w:t>Зато честная. Пойдёмте.</w:t>
+        <w:t>Спасибо. Возьмите кусок с собой, пока горячая.</w:t>
       </w:r>
     </w:p>
     <w:p>
@@ -3534,7 +3458,7 @@
           <w:i w:val="0"/>
           <w:sz w:val="22"/>
         </w:rPr>
-        <w:t xml:space="preserve">Ирина: </w:t>
+        <w:t xml:space="preserve">Курьер: </w:t>
       </w:r>
       <w:r>
         <w:rPr>
@@ -3543,7 +3467,7 @@
           <w:i w:val="0"/>
           <w:sz w:val="22"/>
         </w:rPr>
-        <w:t>Готовы, Алексей Николаевич?</w:t>
+        <w:t>Не положено, у нас с этим строго. Но спасибо. Всем хорошей ночи!</w:t>
       </w:r>
     </w:p>
     <w:p>
@@ -3557,7 +3481,7 @@
           <w:i w:val="0"/>
           <w:sz w:val="22"/>
         </w:rPr>
-        <w:t xml:space="preserve">Лёша: </w:t>
+        <w:t xml:space="preserve">Гребенщиков: </w:t>
       </w:r>
       <w:r>
         <w:rPr>
@@ -3567,7 +3491,7 @@
           <w:color w:val="555555"/>
           <w:sz w:val="22"/>
         </w:rPr>
-        <w:t>(глядя на светлеющее небо над городом)</w:t>
+        <w:t>(открывает маленькую коробку)</w:t>
       </w:r>
       <w:r>
         <w:rPr>
@@ -3576,11 +3500,90 @@
           <w:i w:val="0"/>
           <w:sz w:val="22"/>
         </w:rPr>
-        <w:t xml:space="preserve"> Готов настолько, насколько вообще можно быть готовым в такую ночь. Идём встречать рассвет вместе с ними.</w:t>
+        <w:t xml:space="preserve"> С ананасами. Справедливость наконец восторжествовала.</w:t>
       </w:r>
     </w:p>
     <w:p>
       <w:pPr>
+        <w:spacing w:before="0" w:after="110" w:line="300" w:lineRule="auto"/>
+      </w:pPr>
+      <w:r>
+        <w:rPr>
+          <w:rFonts w:ascii="Times New Roman" w:hAnsi="Times New Roman" w:eastAsia="Malgun Gothic"/>
+          <w:b/>
+          <w:i w:val="0"/>
+          <w:sz w:val="22"/>
+        </w:rPr>
+        <w:t xml:space="preserve">Катя: </w:t>
+      </w:r>
+      <w:r>
+        <w:rPr>
+          <w:rFonts w:ascii="Times New Roman" w:hAnsi="Times New Roman" w:eastAsia="Malgun Gothic"/>
+          <w:b w:val="0"/>
+          <w:i w:val="0"/>
+          <w:sz w:val="22"/>
+        </w:rPr>
+        <w:t>Только не над клавиатурой, Анатолий Викторович, умоляю.</w:t>
+      </w:r>
+    </w:p>
+    <w:p>
+      <w:pPr>
+        <w:spacing w:before="0" w:after="110" w:line="300" w:lineRule="auto"/>
+      </w:pPr>
+      <w:r>
+        <w:rPr>
+          <w:rFonts w:ascii="Times New Roman" w:hAnsi="Times New Roman" w:eastAsia="Malgun Gothic"/>
+          <w:b/>
+          <w:i w:val="0"/>
+          <w:sz w:val="22"/>
+        </w:rPr>
+        <w:t xml:space="preserve">Лёша: </w:t>
+      </w:r>
+      <w:r>
+        <w:rPr>
+          <w:rFonts w:ascii="Times New Roman" w:hAnsi="Times New Roman" w:eastAsia="Malgun Gothic"/>
+          <w:b w:val="0"/>
+          <w:i/>
+          <w:color w:val="555555"/>
+          <w:sz w:val="22"/>
+        </w:rPr>
+        <w:t>(откусывает, но почти сразу откладывает кусок и поднимается)</w:t>
+      </w:r>
+      <w:r>
+        <w:rPr>
+          <w:rFonts w:ascii="Times New Roman" w:hAnsi="Times New Roman" w:eastAsia="Malgun Gothic"/>
+          <w:b w:val="0"/>
+          <w:i w:val="0"/>
+          <w:sz w:val="22"/>
+        </w:rPr>
+        <w:t xml:space="preserve"> Я на минуту. Пойду умоюсь.</w:t>
+      </w:r>
+    </w:p>
+    <w:p>
+      <w:pPr>
+        <w:spacing w:before="0" w:after="110" w:line="300" w:lineRule="auto"/>
+      </w:pPr>
+      <w:r>
+        <w:rPr>
+          <w:rFonts w:ascii="Times New Roman" w:hAnsi="Times New Roman" w:eastAsia="Malgun Gothic"/>
+          <w:b/>
+          <w:i w:val="0"/>
+          <w:sz w:val="22"/>
+        </w:rPr>
+        <w:t xml:space="preserve">Анна: </w:t>
+      </w:r>
+      <w:r>
+        <w:rPr>
+          <w:rFonts w:ascii="Times New Roman" w:hAnsi="Times New Roman" w:eastAsia="Malgun Gothic"/>
+          <w:b w:val="0"/>
+          <w:i w:val="0"/>
+          <w:sz w:val="22"/>
+        </w:rPr>
+        <w:t>Иди, иди. Мы тебе оставим.</w:t>
+      </w:r>
+    </w:p>
+    <w:p>
+      <w:pPr>
         <w:keepNext/>
         <w:spacing w:before="320" w:after="140"/>
       </w:pPr>
@@ -3592,11 +3595,1086 @@
           <w:color w:val="1F3864"/>
           <w:sz w:val="26"/>
         </w:rPr>
-        <w:t>핵심 문학 인용</w:t>
+        <w:t>장면 9 — 홀로, 본부 발코니에서 상실을 되새김</w:t>
       </w:r>
     </w:p>
     <w:p>
       <w:pPr>
+        <w:spacing w:before="0" w:after="110" w:line="300" w:lineRule="auto"/>
+      </w:pPr>
+      <w:r>
+        <w:rPr>
+          <w:rFonts w:ascii="Times New Roman" w:hAnsi="Times New Roman" w:eastAsia="Malgun Gothic"/>
+          <w:b w:val="0"/>
+          <w:i/>
+          <w:color w:val="555555"/>
+          <w:sz w:val="22"/>
+        </w:rPr>
+        <w:t>(Лёша незаметно выходит на балкон штаба, один, вдали от шума праздника)</w:t>
+      </w:r>
+    </w:p>
+    <w:p>
+      <w:pPr>
+        <w:spacing w:before="0" w:after="110" w:line="300" w:lineRule="auto"/>
+      </w:pPr>
+      <w:r>
+        <w:rPr>
+          <w:rFonts w:ascii="Times New Roman" w:hAnsi="Times New Roman" w:eastAsia="Malgun Gothic"/>
+          <w:b/>
+          <w:i w:val="0"/>
+          <w:sz w:val="22"/>
+        </w:rPr>
+        <w:t xml:space="preserve">Лёша: </w:t>
+      </w:r>
+      <w:r>
+        <w:rPr>
+          <w:rFonts w:ascii="Times New Roman" w:hAnsi="Times New Roman" w:eastAsia="Malgun Gothic"/>
+          <w:b w:val="0"/>
+          <w:i/>
+          <w:color w:val="555555"/>
+          <w:sz w:val="22"/>
+        </w:rPr>
+        <w:t>(тихо, в темноту)</w:t>
+      </w:r>
+      <w:r>
+        <w:rPr>
+          <w:rFonts w:ascii="Times New Roman" w:hAnsi="Times New Roman" w:eastAsia="Malgun Gothic"/>
+          <w:b w:val="0"/>
+          <w:i w:val="0"/>
+          <w:sz w:val="22"/>
+        </w:rPr>
+        <w:t xml:space="preserve"> Виктор Петрович. Вы дожили бы до этой ночи, если бы не восемь дней в изоляторе и четыре из них — без лекарств. Отец. Ты дожил бы, если бы не машина на дороге, где не было камер. Дарья. Ты была бы здесь, рядом со мной, если бы не тот склад в промзоне. Ольга Викторовна. Вы стояли бы рядом с Михаилом Егоровичем и праздновали бы свободу Тайболы вместе со всеми.</w:t>
+      </w:r>
+    </w:p>
+    <w:p>
+      <w:pPr>
+        <w:spacing w:before="0" w:after="110" w:line="300" w:lineRule="auto"/>
+      </w:pPr>
+      <w:r>
+        <w:rPr>
+          <w:rFonts w:ascii="Times New Roman" w:hAnsi="Times New Roman" w:eastAsia="Malgun Gothic"/>
+          <w:b/>
+          <w:i w:val="0"/>
+          <w:sz w:val="22"/>
+        </w:rPr>
+        <w:t xml:space="preserve">Лёша: </w:t>
+      </w:r>
+      <w:r>
+        <w:rPr>
+          <w:rFonts w:ascii="Times New Roman" w:hAnsi="Times New Roman" w:eastAsia="Malgun Gothic"/>
+          <w:b w:val="0"/>
+          <w:i/>
+          <w:color w:val="555555"/>
+          <w:sz w:val="22"/>
+        </w:rPr>
+        <w:t>(голос срывается)</w:t>
+      </w:r>
+      <w:r>
+        <w:rPr>
+          <w:rFonts w:ascii="Times New Roman" w:hAnsi="Times New Roman" w:eastAsia="Malgun Gothic"/>
+          <w:b w:val="0"/>
+          <w:i w:val="0"/>
+          <w:sz w:val="22"/>
+        </w:rPr>
+        <w:t xml:space="preserve"> Я президент. А вас здесь нет, чтобы это увидеть. И я не знаю, как чувствовать победу, когда цена за неё выглядит так.</w:t>
+      </w:r>
+    </w:p>
+    <w:p>
+      <w:pPr>
+        <w:spacing w:before="0" w:after="110" w:line="300" w:lineRule="auto"/>
+      </w:pPr>
+      <w:r>
+        <w:rPr>
+          <w:rFonts w:ascii="Times New Roman" w:hAnsi="Times New Roman" w:eastAsia="Malgun Gothic"/>
+          <w:b/>
+          <w:i w:val="0"/>
+          <w:sz w:val="22"/>
+        </w:rPr>
+        <w:t xml:space="preserve">Лёша: </w:t>
+      </w:r>
+      <w:r>
+        <w:rPr>
+          <w:rFonts w:ascii="Times New Roman" w:hAnsi="Times New Roman" w:eastAsia="Malgun Gothic"/>
+          <w:b w:val="0"/>
+          <w:i/>
+          <w:color w:val="555555"/>
+          <w:sz w:val="22"/>
+        </w:rPr>
+        <w:t>(почти шёпотом)</w:t>
+      </w:r>
+      <w:r>
+        <w:rPr>
+          <w:rFonts w:ascii="Times New Roman" w:hAnsi="Times New Roman" w:eastAsia="Malgun Gothic"/>
+          <w:b w:val="0"/>
+          <w:i w:val="0"/>
+          <w:sz w:val="22"/>
+        </w:rPr>
+        <w:t xml:space="preserve"> Внизу кричат «ура». А я стою здесь один и не могу вспомнить, как звучали ваши голоса. Простите меня. Я так старался всё помнить.</w:t>
+      </w:r>
+    </w:p>
+    <w:p>
+      <w:pPr>
+        <w:keepNext/>
+        <w:spacing w:before="320" w:after="140"/>
+      </w:pPr>
+      <w:r>
+        <w:rPr>
+          <w:rFonts w:ascii="Times New Roman" w:hAnsi="Times New Roman" w:eastAsia="Malgun Gothic"/>
+          <w:b/>
+          <w:i w:val="0"/>
+          <w:color w:val="1F3864"/>
+          <w:sz w:val="26"/>
+        </w:rPr>
+        <w:t>장면 10 — 이리나의 위로</w:t>
+      </w:r>
+    </w:p>
+    <w:p>
+      <w:pPr>
+        <w:spacing w:before="0" w:after="110" w:line="300" w:lineRule="auto"/>
+      </w:pPr>
+      <w:r>
+        <w:rPr>
+          <w:rFonts w:ascii="Times New Roman" w:hAnsi="Times New Roman" w:eastAsia="Malgun Gothic"/>
+          <w:b w:val="0"/>
+          <w:i/>
+          <w:color w:val="555555"/>
+          <w:sz w:val="22"/>
+        </w:rPr>
+        <w:t>(Ирина тихо подходит и какое-то время молча стоит рядом)</w:t>
+      </w:r>
+    </w:p>
+    <w:p>
+      <w:pPr>
+        <w:spacing w:before="0" w:after="110" w:line="300" w:lineRule="auto"/>
+      </w:pPr>
+      <w:r>
+        <w:rPr>
+          <w:rFonts w:ascii="Times New Roman" w:hAnsi="Times New Roman" w:eastAsia="Malgun Gothic"/>
+          <w:b/>
+          <w:i w:val="0"/>
+          <w:sz w:val="22"/>
+        </w:rPr>
+        <w:t xml:space="preserve">Ирина: </w:t>
+      </w:r>
+      <w:r>
+        <w:rPr>
+          <w:rFonts w:ascii="Times New Roman" w:hAnsi="Times New Roman" w:eastAsia="Malgun Gothic"/>
+          <w:b w:val="0"/>
+          <w:i w:val="0"/>
+          <w:sz w:val="22"/>
+        </w:rPr>
+        <w:t>Алексей Николаевич, можно с вами кое-чем поделиться?</w:t>
+      </w:r>
+    </w:p>
+    <w:p>
+      <w:pPr>
+        <w:spacing w:before="0" w:after="110" w:line="300" w:lineRule="auto"/>
+      </w:pPr>
+      <w:r>
+        <w:rPr>
+          <w:rFonts w:ascii="Times New Roman" w:hAnsi="Times New Roman" w:eastAsia="Malgun Gothic"/>
+          <w:b/>
+          <w:i w:val="0"/>
+          <w:sz w:val="22"/>
+        </w:rPr>
+        <w:t xml:space="preserve">Лёша: </w:t>
+      </w:r>
+      <w:r>
+        <w:rPr>
+          <w:rFonts w:ascii="Times New Roman" w:hAnsi="Times New Roman" w:eastAsia="Malgun Gothic"/>
+          <w:b w:val="0"/>
+          <w:i w:val="0"/>
+          <w:sz w:val="22"/>
+        </w:rPr>
+        <w:t>Конечно, Ирина.</w:t>
+      </w:r>
+    </w:p>
+    <w:p>
+      <w:pPr>
+        <w:spacing w:before="0" w:after="110" w:line="300" w:lineRule="auto"/>
+      </w:pPr>
+      <w:r>
+        <w:rPr>
+          <w:rFonts w:ascii="Times New Roman" w:hAnsi="Times New Roman" w:eastAsia="Malgun Gothic"/>
+          <w:b/>
+          <w:i w:val="0"/>
+          <w:sz w:val="22"/>
+        </w:rPr>
+        <w:t xml:space="preserve">Ирина: </w:t>
+      </w:r>
+      <w:r>
+        <w:rPr>
+          <w:rFonts w:ascii="Times New Roman" w:hAnsi="Times New Roman" w:eastAsia="Malgun Gothic"/>
+          <w:b w:val="0"/>
+          <w:i w:val="0"/>
+          <w:sz w:val="22"/>
+        </w:rPr>
+        <w:t>Дед говорил мне перед смертью: «Победа никогда не бывает чистой, если она чего-то стоила. Но нечистая победа всё равно лучше честного поражения, если на кону — будущее тех, кто придёт после тебя».</w:t>
+      </w:r>
+    </w:p>
+    <w:p>
+      <w:pPr>
+        <w:spacing w:before="0" w:after="110" w:line="300" w:lineRule="auto"/>
+      </w:pPr>
+      <w:r>
+        <w:rPr>
+          <w:rFonts w:ascii="Times New Roman" w:hAnsi="Times New Roman" w:eastAsia="Malgun Gothic"/>
+          <w:b/>
+          <w:i w:val="0"/>
+          <w:sz w:val="22"/>
+        </w:rPr>
+        <w:t xml:space="preserve">Лёша: </w:t>
+      </w:r>
+      <w:r>
+        <w:rPr>
+          <w:rFonts w:ascii="Times New Roman" w:hAnsi="Times New Roman" w:eastAsia="Malgun Gothic"/>
+          <w:b w:val="0"/>
+          <w:i w:val="0"/>
+          <w:sz w:val="22"/>
+        </w:rPr>
+        <w:t>Нечистая победа… Вы с этим согласны, Ирина?</w:t>
+      </w:r>
+    </w:p>
+    <w:p>
+      <w:pPr>
+        <w:spacing w:before="0" w:after="110" w:line="300" w:lineRule="auto"/>
+      </w:pPr>
+      <w:r>
+        <w:rPr>
+          <w:rFonts w:ascii="Times New Roman" w:hAnsi="Times New Roman" w:eastAsia="Malgun Gothic"/>
+          <w:b/>
+          <w:i w:val="0"/>
+          <w:sz w:val="22"/>
+        </w:rPr>
+        <w:t xml:space="preserve">Ирина: </w:t>
+      </w:r>
+      <w:r>
+        <w:rPr>
+          <w:rFonts w:ascii="Times New Roman" w:hAnsi="Times New Roman" w:eastAsia="Malgun Gothic"/>
+          <w:b w:val="0"/>
+          <w:i w:val="0"/>
+          <w:sz w:val="22"/>
+        </w:rPr>
+        <w:t>Не знаю. Мне двадцать два. Я пока думаю, что любую победу можно отмыть, если потом честно работать.</w:t>
+      </w:r>
+    </w:p>
+    <w:p>
+      <w:pPr>
+        <w:spacing w:before="0" w:after="110" w:line="300" w:lineRule="auto"/>
+      </w:pPr>
+      <w:r>
+        <w:rPr>
+          <w:rFonts w:ascii="Times New Roman" w:hAnsi="Times New Roman" w:eastAsia="Malgun Gothic"/>
+          <w:b/>
+          <w:i w:val="0"/>
+          <w:sz w:val="22"/>
+        </w:rPr>
+        <w:t xml:space="preserve">Лёша: </w:t>
+      </w:r>
+      <w:r>
+        <w:rPr>
+          <w:rFonts w:ascii="Times New Roman" w:hAnsi="Times New Roman" w:eastAsia="Malgun Gothic"/>
+          <w:b w:val="0"/>
+          <w:i w:val="0"/>
+          <w:sz w:val="22"/>
+        </w:rPr>
+        <w:t>Надеюсь, вы правы. Мне сорок раз за эту ночь казалось, что уже поздно.</w:t>
+      </w:r>
+    </w:p>
+    <w:p>
+      <w:pPr>
+        <w:spacing w:before="0" w:after="110" w:line="300" w:lineRule="auto"/>
+      </w:pPr>
+      <w:r>
+        <w:rPr>
+          <w:rFonts w:ascii="Times New Roman" w:hAnsi="Times New Roman" w:eastAsia="Malgun Gothic"/>
+          <w:b/>
+          <w:i w:val="0"/>
+          <w:sz w:val="22"/>
+        </w:rPr>
+        <w:t xml:space="preserve">Ирина: </w:t>
+      </w:r>
+      <w:r>
+        <w:rPr>
+          <w:rFonts w:ascii="Times New Roman" w:hAnsi="Times New Roman" w:eastAsia="Malgun Gothic"/>
+          <w:b w:val="0"/>
+          <w:i w:val="0"/>
+          <w:sz w:val="22"/>
+        </w:rPr>
+        <w:t>Значит, сорок первый раз не кажется. Вы же вышли сюда. Не спрятались.</w:t>
+      </w:r>
+    </w:p>
+    <w:p>
+      <w:pPr>
+        <w:spacing w:before="0" w:after="110" w:line="300" w:lineRule="auto"/>
+      </w:pPr>
+      <w:r>
+        <w:rPr>
+          <w:rFonts w:ascii="Times New Roman" w:hAnsi="Times New Roman" w:eastAsia="Malgun Gothic"/>
+          <w:b/>
+          <w:i w:val="0"/>
+          <w:sz w:val="22"/>
+        </w:rPr>
+        <w:t xml:space="preserve">Лёша: </w:t>
+      </w:r>
+      <w:r>
+        <w:rPr>
+          <w:rFonts w:ascii="Times New Roman" w:hAnsi="Times New Roman" w:eastAsia="Malgun Gothic"/>
+          <w:b w:val="0"/>
+          <w:i/>
+          <w:color w:val="555555"/>
+          <w:sz w:val="22"/>
+        </w:rPr>
+        <w:t>(пауза, тронут)</w:t>
+      </w:r>
+      <w:r>
+        <w:rPr>
+          <w:rFonts w:ascii="Times New Roman" w:hAnsi="Times New Roman" w:eastAsia="Malgun Gothic"/>
+          <w:b w:val="0"/>
+          <w:i w:val="0"/>
+          <w:sz w:val="22"/>
+        </w:rPr>
+        <w:t xml:space="preserve"> Мудрый был человек, ваш дед.</w:t>
+      </w:r>
+    </w:p>
+    <w:p>
+      <w:pPr>
+        <w:spacing w:before="0" w:after="110" w:line="300" w:lineRule="auto"/>
+      </w:pPr>
+      <w:r>
+        <w:rPr>
+          <w:rFonts w:ascii="Times New Roman" w:hAnsi="Times New Roman" w:eastAsia="Malgun Gothic"/>
+          <w:b/>
+          <w:i w:val="0"/>
+          <w:sz w:val="22"/>
+        </w:rPr>
+        <w:t xml:space="preserve">Ирина: </w:t>
+      </w:r>
+      <w:r>
+        <w:rPr>
+          <w:rFonts w:ascii="Times New Roman" w:hAnsi="Times New Roman" w:eastAsia="Malgun Gothic"/>
+          <w:b w:val="0"/>
+          <w:i w:val="0"/>
+          <w:sz w:val="22"/>
+        </w:rPr>
+        <w:t>Мудрый. Жаль, что не дожил до такой ночи.</w:t>
+      </w:r>
+    </w:p>
+    <w:p>
+      <w:pPr>
+        <w:spacing w:before="0" w:after="110" w:line="300" w:lineRule="auto"/>
+      </w:pPr>
+      <w:r>
+        <w:rPr>
+          <w:rFonts w:ascii="Times New Roman" w:hAnsi="Times New Roman" w:eastAsia="Malgun Gothic"/>
+          <w:b/>
+          <w:i w:val="0"/>
+          <w:sz w:val="22"/>
+        </w:rPr>
+        <w:t xml:space="preserve">Лёша: </w:t>
+      </w:r>
+      <w:r>
+        <w:rPr>
+          <w:rFonts w:ascii="Times New Roman" w:hAnsi="Times New Roman" w:eastAsia="Malgun Gothic"/>
+          <w:b w:val="0"/>
+          <w:i w:val="0"/>
+          <w:sz w:val="22"/>
+        </w:rPr>
+        <w:t>Он дожил, Ирина. Месяц назад в Черногорске. Это он сбил меня с трибуны — вашими руками.</w:t>
+      </w:r>
+    </w:p>
+    <w:p>
+      <w:pPr>
+        <w:spacing w:before="0" w:after="110" w:line="300" w:lineRule="auto"/>
+      </w:pPr>
+      <w:r>
+        <w:rPr>
+          <w:rFonts w:ascii="Times New Roman" w:hAnsi="Times New Roman" w:eastAsia="Malgun Gothic"/>
+          <w:b/>
+          <w:i w:val="0"/>
+          <w:sz w:val="22"/>
+        </w:rPr>
+        <w:t xml:space="preserve">Ирина: </w:t>
+      </w:r>
+      <w:r>
+        <w:rPr>
+          <w:rFonts w:ascii="Times New Roman" w:hAnsi="Times New Roman" w:eastAsia="Malgun Gothic"/>
+          <w:b w:val="0"/>
+          <w:i/>
+          <w:color w:val="555555"/>
+          <w:sz w:val="22"/>
+        </w:rPr>
+        <w:t>(не находит слов, отворачивается к перилам)</w:t>
+      </w:r>
+      <w:r>
+        <w:rPr>
+          <w:rFonts w:ascii="Times New Roman" w:hAnsi="Times New Roman" w:eastAsia="Malgun Gothic"/>
+          <w:b w:val="0"/>
+          <w:i w:val="0"/>
+          <w:sz w:val="22"/>
+        </w:rPr>
+        <w:t xml:space="preserve"> Спасибо.</w:t>
+      </w:r>
+    </w:p>
+    <w:p>
+      <w:pPr>
+        <w:keepNext/>
+        <w:spacing w:before="320" w:after="140"/>
+      </w:pPr>
+      <w:r>
+        <w:rPr>
+          <w:rFonts w:ascii="Times New Roman" w:hAnsi="Times New Roman" w:eastAsia="Malgun Gothic"/>
+          <w:b/>
+          <w:i w:val="0"/>
+          <w:color w:val="1F3864"/>
+          <w:sz w:val="26"/>
+        </w:rPr>
+        <w:t>장면 11 — 어머니와의 순간</w:t>
+      </w:r>
+    </w:p>
+    <w:p>
+      <w:pPr>
+        <w:spacing w:before="0" w:after="110" w:line="300" w:lineRule="auto"/>
+      </w:pPr>
+      <w:r>
+        <w:rPr>
+          <w:rFonts w:ascii="Times New Roman" w:hAnsi="Times New Roman" w:eastAsia="Malgun Gothic"/>
+          <w:b/>
+          <w:i w:val="0"/>
+          <w:sz w:val="22"/>
+        </w:rPr>
+        <w:t xml:space="preserve">Анна: </w:t>
+      </w:r>
+      <w:r>
+        <w:rPr>
+          <w:rFonts w:ascii="Times New Roman" w:hAnsi="Times New Roman" w:eastAsia="Malgun Gothic"/>
+          <w:b w:val="0"/>
+          <w:i/>
+          <w:color w:val="555555"/>
+          <w:sz w:val="22"/>
+        </w:rPr>
+        <w:t>(находит сына на балконе)</w:t>
+      </w:r>
+      <w:r>
+        <w:rPr>
+          <w:rFonts w:ascii="Times New Roman" w:hAnsi="Times New Roman" w:eastAsia="Malgun Gothic"/>
+          <w:b w:val="0"/>
+          <w:i w:val="0"/>
+          <w:sz w:val="22"/>
+        </w:rPr>
+        <w:t xml:space="preserve"> Вот ты где. Весь штаб тебя ищет.</w:t>
+      </w:r>
+    </w:p>
+    <w:p>
+      <w:pPr>
+        <w:spacing w:before="0" w:after="110" w:line="300" w:lineRule="auto"/>
+      </w:pPr>
+      <w:r>
+        <w:rPr>
+          <w:rFonts w:ascii="Times New Roman" w:hAnsi="Times New Roman" w:eastAsia="Malgun Gothic"/>
+          <w:b/>
+          <w:i w:val="0"/>
+          <w:sz w:val="22"/>
+        </w:rPr>
+        <w:t xml:space="preserve">Лёша: </w:t>
+      </w:r>
+      <w:r>
+        <w:rPr>
+          <w:rFonts w:ascii="Times New Roman" w:hAnsi="Times New Roman" w:eastAsia="Malgun Gothic"/>
+          <w:b w:val="0"/>
+          <w:i w:val="0"/>
+          <w:sz w:val="22"/>
+        </w:rPr>
+        <w:t>Прости, мам. Нужна была минута.</w:t>
+      </w:r>
+    </w:p>
+    <w:p>
+      <w:pPr>
+        <w:spacing w:before="0" w:after="110" w:line="300" w:lineRule="auto"/>
+      </w:pPr>
+      <w:r>
+        <w:rPr>
+          <w:rFonts w:ascii="Times New Roman" w:hAnsi="Times New Roman" w:eastAsia="Malgun Gothic"/>
+          <w:b/>
+          <w:i w:val="0"/>
+          <w:sz w:val="22"/>
+        </w:rPr>
+        <w:t xml:space="preserve">Анна: </w:t>
+      </w:r>
+      <w:r>
+        <w:rPr>
+          <w:rFonts w:ascii="Times New Roman" w:hAnsi="Times New Roman" w:eastAsia="Malgun Gothic"/>
+          <w:b w:val="0"/>
+          <w:i/>
+          <w:color w:val="555555"/>
+          <w:sz w:val="22"/>
+        </w:rPr>
+        <w:t>(обнимает его)</w:t>
+      </w:r>
+      <w:r>
+        <w:rPr>
+          <w:rFonts w:ascii="Times New Roman" w:hAnsi="Times New Roman" w:eastAsia="Malgun Gothic"/>
+          <w:b w:val="0"/>
+          <w:i w:val="0"/>
+          <w:sz w:val="22"/>
+        </w:rPr>
+        <w:t xml:space="preserve"> Знаю, о ком ты думаешь. О них всех.</w:t>
+      </w:r>
+    </w:p>
+    <w:p>
+      <w:pPr>
+        <w:spacing w:before="0" w:after="110" w:line="300" w:lineRule="auto"/>
+      </w:pPr>
+      <w:r>
+        <w:rPr>
+          <w:rFonts w:ascii="Times New Roman" w:hAnsi="Times New Roman" w:eastAsia="Malgun Gothic"/>
+          <w:b/>
+          <w:i w:val="0"/>
+          <w:sz w:val="22"/>
+        </w:rPr>
+        <w:t xml:space="preserve">Лёша: </w:t>
+      </w:r>
+      <w:r>
+        <w:rPr>
+          <w:rFonts w:ascii="Times New Roman" w:hAnsi="Times New Roman" w:eastAsia="Malgun Gothic"/>
+          <w:b w:val="0"/>
+          <w:i w:val="0"/>
+          <w:sz w:val="22"/>
+        </w:rPr>
+        <w:t>Как не думать, мам? Каждый шаг на этом пути отмечен чьей-то потерей.</w:t>
+      </w:r>
+    </w:p>
+    <w:p>
+      <w:pPr>
+        <w:spacing w:before="0" w:after="110" w:line="300" w:lineRule="auto"/>
+      </w:pPr>
+      <w:r>
+        <w:rPr>
+          <w:rFonts w:ascii="Times New Roman" w:hAnsi="Times New Roman" w:eastAsia="Malgun Gothic"/>
+          <w:b/>
+          <w:i w:val="0"/>
+          <w:sz w:val="22"/>
+        </w:rPr>
+        <w:t xml:space="preserve">Анна: </w:t>
+      </w:r>
+      <w:r>
+        <w:rPr>
+          <w:rFonts w:ascii="Times New Roman" w:hAnsi="Times New Roman" w:eastAsia="Malgun Gothic"/>
+          <w:b w:val="0"/>
+          <w:i w:val="0"/>
+          <w:sz w:val="22"/>
+        </w:rPr>
+        <w:t>Я знаю, сынок. Я тоже считаю. Каждый вечер. Только в моём списке одно имя, а в твоём — уже четыре.</w:t>
+      </w:r>
+    </w:p>
+    <w:p>
+      <w:pPr>
+        <w:spacing w:before="0" w:after="110" w:line="300" w:lineRule="auto"/>
+      </w:pPr>
+      <w:r>
+        <w:rPr>
+          <w:rFonts w:ascii="Times New Roman" w:hAnsi="Times New Roman" w:eastAsia="Malgun Gothic"/>
+          <w:b/>
+          <w:i w:val="0"/>
+          <w:sz w:val="22"/>
+        </w:rPr>
+        <w:t xml:space="preserve">Лёша: </w:t>
+      </w:r>
+      <w:r>
+        <w:rPr>
+          <w:rFonts w:ascii="Times New Roman" w:hAnsi="Times New Roman" w:eastAsia="Malgun Gothic"/>
+          <w:b w:val="0"/>
+          <w:i/>
+          <w:color w:val="555555"/>
+          <w:sz w:val="22"/>
+        </w:rPr>
+        <w:t>(тихо)</w:t>
+      </w:r>
+      <w:r>
+        <w:rPr>
+          <w:rFonts w:ascii="Times New Roman" w:hAnsi="Times New Roman" w:eastAsia="Malgun Gothic"/>
+          <w:b w:val="0"/>
+          <w:i w:val="0"/>
+          <w:sz w:val="22"/>
+        </w:rPr>
+        <w:t xml:space="preserve"> Тебе и одного хватило на всю жизнь, мам.</w:t>
+      </w:r>
+    </w:p>
+    <w:p>
+      <w:pPr>
+        <w:spacing w:before="0" w:after="110" w:line="300" w:lineRule="auto"/>
+      </w:pPr>
+      <w:r>
+        <w:rPr>
+          <w:rFonts w:ascii="Times New Roman" w:hAnsi="Times New Roman" w:eastAsia="Malgun Gothic"/>
+          <w:b/>
+          <w:i w:val="0"/>
+          <w:sz w:val="22"/>
+        </w:rPr>
+        <w:t xml:space="preserve">Анна: </w:t>
+      </w:r>
+      <w:r>
+        <w:rPr>
+          <w:rFonts w:ascii="Times New Roman" w:hAnsi="Times New Roman" w:eastAsia="Malgun Gothic"/>
+          <w:b w:val="0"/>
+          <w:i w:val="0"/>
+          <w:sz w:val="22"/>
+        </w:rPr>
+        <w:t>Отец однажды сказал мне — давно, когда только пришёл работать на завод, — что самая честная жизнь не та, что без потерь, а та, где потери были не напрасны. Ты сделал так, чтобы их потери не были напрасны, Лёша. Это самое большое, что вообще можно сделать.</w:t>
+      </w:r>
+    </w:p>
+    <w:p>
+      <w:pPr>
+        <w:spacing w:before="0" w:after="110" w:line="300" w:lineRule="auto"/>
+      </w:pPr>
+      <w:r>
+        <w:rPr>
+          <w:rFonts w:ascii="Times New Roman" w:hAnsi="Times New Roman" w:eastAsia="Malgun Gothic"/>
+          <w:b/>
+          <w:i w:val="0"/>
+          <w:sz w:val="22"/>
+        </w:rPr>
+        <w:t xml:space="preserve">Лёша: </w:t>
+      </w:r>
+      <w:r>
+        <w:rPr>
+          <w:rFonts w:ascii="Times New Roman" w:hAnsi="Times New Roman" w:eastAsia="Malgun Gothic"/>
+          <w:b w:val="0"/>
+          <w:i w:val="0"/>
+          <w:sz w:val="22"/>
+        </w:rPr>
+        <w:t>Он и мне это говорил, а я не слушал. Мне было пятнадцать, мне казалось, что он говорит банальности.</w:t>
+      </w:r>
+    </w:p>
+    <w:p>
+      <w:pPr>
+        <w:spacing w:before="0" w:after="110" w:line="300" w:lineRule="auto"/>
+      </w:pPr>
+      <w:r>
+        <w:rPr>
+          <w:rFonts w:ascii="Times New Roman" w:hAnsi="Times New Roman" w:eastAsia="Malgun Gothic"/>
+          <w:b/>
+          <w:i w:val="0"/>
+          <w:sz w:val="22"/>
+        </w:rPr>
+        <w:t xml:space="preserve">Анна: </w:t>
+      </w:r>
+      <w:r>
+        <w:rPr>
+          <w:rFonts w:ascii="Times New Roman" w:hAnsi="Times New Roman" w:eastAsia="Malgun Gothic"/>
+          <w:b w:val="0"/>
+          <w:i w:val="0"/>
+          <w:sz w:val="22"/>
+        </w:rPr>
+        <w:t>Он всегда говорил банальности. Он ещё любил повторять: «Жизнь прожить — не поле перейти». Я смеялась, что это из календаря.</w:t>
+      </w:r>
+    </w:p>
+    <w:p>
+      <w:pPr>
+        <w:spacing w:before="0" w:after="110" w:line="300" w:lineRule="auto"/>
+      </w:pPr>
+      <w:r>
+        <w:rPr>
+          <w:rFonts w:ascii="Times New Roman" w:hAnsi="Times New Roman" w:eastAsia="Malgun Gothic"/>
+          <w:b/>
+          <w:i w:val="0"/>
+          <w:sz w:val="22"/>
+        </w:rPr>
+        <w:t xml:space="preserve">Лёша: </w:t>
+      </w:r>
+      <w:r>
+        <w:rPr>
+          <w:rFonts w:ascii="Times New Roman" w:hAnsi="Times New Roman" w:eastAsia="Malgun Gothic"/>
+          <w:b w:val="0"/>
+          <w:i w:val="0"/>
+          <w:sz w:val="22"/>
+        </w:rPr>
+        <w:t>Это Пастернак так «Гамлета» заканчивает, мам. Мы в университете разбирали — красиво, думал я тогда. А это просто правда.</w:t>
+      </w:r>
+    </w:p>
+    <w:p>
+      <w:pPr>
+        <w:spacing w:before="0" w:after="110" w:line="300" w:lineRule="auto"/>
+      </w:pPr>
+      <w:r>
+        <w:rPr>
+          <w:rFonts w:ascii="Times New Roman" w:hAnsi="Times New Roman" w:eastAsia="Malgun Gothic"/>
+          <w:b/>
+          <w:i w:val="0"/>
+          <w:sz w:val="22"/>
+        </w:rPr>
+        <w:t xml:space="preserve">Анна: </w:t>
+      </w:r>
+      <w:r>
+        <w:rPr>
+          <w:rFonts w:ascii="Times New Roman" w:hAnsi="Times New Roman" w:eastAsia="Malgun Gothic"/>
+          <w:b w:val="0"/>
+          <w:i w:val="0"/>
+          <w:sz w:val="22"/>
+        </w:rPr>
+        <w:t>Пастернак у народа взял, сынок. Народ это раньше Пастернака знал. И отец твой — тоже.</w:t>
+      </w:r>
+    </w:p>
+    <w:p>
+      <w:pPr>
+        <w:spacing w:before="0" w:after="110" w:line="300" w:lineRule="auto"/>
+      </w:pPr>
+      <w:r>
+        <w:rPr>
+          <w:rFonts w:ascii="Times New Roman" w:hAnsi="Times New Roman" w:eastAsia="Malgun Gothic"/>
+          <w:b/>
+          <w:i w:val="0"/>
+          <w:sz w:val="22"/>
+        </w:rPr>
+        <w:t xml:space="preserve">Лёша: </w:t>
+      </w:r>
+      <w:r>
+        <w:rPr>
+          <w:rFonts w:ascii="Times New Roman" w:hAnsi="Times New Roman" w:eastAsia="Malgun Gothic"/>
+          <w:b w:val="0"/>
+          <w:i/>
+          <w:color w:val="555555"/>
+          <w:sz w:val="22"/>
+        </w:rPr>
+        <w:t>(со слезами, впервые за ночь позволяя себе плакать открыто)</w:t>
+      </w:r>
+      <w:r>
+        <w:rPr>
+          <w:rFonts w:ascii="Times New Roman" w:hAnsi="Times New Roman" w:eastAsia="Malgun Gothic"/>
+          <w:b w:val="0"/>
+          <w:i w:val="0"/>
+          <w:sz w:val="22"/>
+        </w:rPr>
+        <w:t xml:space="preserve"> Спасибо, мам.</w:t>
+      </w:r>
+    </w:p>
+    <w:p>
+      <w:pPr>
+        <w:keepNext/>
+        <w:spacing w:before="320" w:after="140"/>
+      </w:pPr>
+      <w:r>
+        <w:rPr>
+          <w:rFonts w:ascii="Times New Roman" w:hAnsi="Times New Roman" w:eastAsia="Malgun Gothic"/>
+          <w:b/>
+          <w:i w:val="0"/>
+          <w:color w:val="1F3864"/>
+          <w:sz w:val="26"/>
+        </w:rPr>
+        <w:t>장면 12 — 새벽</w:t>
+      </w:r>
+    </w:p>
+    <w:p>
+      <w:pPr>
+        <w:spacing w:before="0" w:after="110" w:line="300" w:lineRule="auto"/>
+      </w:pPr>
+      <w:r>
+        <w:rPr>
+          <w:rFonts w:ascii="Times New Roman" w:hAnsi="Times New Roman" w:eastAsia="Malgun Gothic"/>
+          <w:b/>
+          <w:i w:val="0"/>
+          <w:sz w:val="22"/>
+        </w:rPr>
+        <w:t xml:space="preserve">Катя: </w:t>
+      </w:r>
+      <w:r>
+        <w:rPr>
+          <w:rFonts w:ascii="Times New Roman" w:hAnsi="Times New Roman" w:eastAsia="Malgun Gothic"/>
+          <w:b w:val="0"/>
+          <w:i/>
+          <w:color w:val="555555"/>
+          <w:sz w:val="22"/>
+        </w:rPr>
+        <w:t>(находит их обоих)</w:t>
+      </w:r>
+      <w:r>
+        <w:rPr>
+          <w:rFonts w:ascii="Times New Roman" w:hAnsi="Times New Roman" w:eastAsia="Malgun Gothic"/>
+          <w:b w:val="0"/>
+          <w:i w:val="0"/>
+          <w:sz w:val="22"/>
+        </w:rPr>
+        <w:t xml:space="preserve"> Алексей Николаевич, скоро рассвет. На площади перед штабом — тысячи людей. Ждут, чтобы увидеть вас хотя бы издалека.</w:t>
+      </w:r>
+    </w:p>
+    <w:p>
+      <w:pPr>
+        <w:spacing w:before="0" w:after="110" w:line="300" w:lineRule="auto"/>
+      </w:pPr>
+      <w:r>
+        <w:rPr>
+          <w:rFonts w:ascii="Times New Roman" w:hAnsi="Times New Roman" w:eastAsia="Malgun Gothic"/>
+          <w:b/>
+          <w:i w:val="0"/>
+          <w:sz w:val="22"/>
+        </w:rPr>
+        <w:t xml:space="preserve">Анна: </w:t>
+      </w:r>
+      <w:r>
+        <w:rPr>
+          <w:rFonts w:ascii="Times New Roman" w:hAnsi="Times New Roman" w:eastAsia="Malgun Gothic"/>
+          <w:b w:val="0"/>
+          <w:i w:val="0"/>
+          <w:sz w:val="22"/>
+        </w:rPr>
+        <w:t>Иди. Я постою здесь. Я отсюда лучше увижу.</w:t>
+      </w:r>
+    </w:p>
+    <w:p>
+      <w:pPr>
+        <w:spacing w:before="0" w:after="110" w:line="300" w:lineRule="auto"/>
+      </w:pPr>
+      <w:r>
+        <w:rPr>
+          <w:rFonts w:ascii="Times New Roman" w:hAnsi="Times New Roman" w:eastAsia="Malgun Gothic"/>
+          <w:b/>
+          <w:i w:val="0"/>
+          <w:sz w:val="22"/>
+        </w:rPr>
+        <w:t xml:space="preserve">Лёша: </w:t>
+      </w:r>
+      <w:r>
+        <w:rPr>
+          <w:rFonts w:ascii="Times New Roman" w:hAnsi="Times New Roman" w:eastAsia="Malgun Gothic"/>
+          <w:b w:val="0"/>
+          <w:i w:val="0"/>
+          <w:sz w:val="22"/>
+        </w:rPr>
+        <w:t>Мам, пойдём со мной.</w:t>
+      </w:r>
+    </w:p>
+    <w:p>
+      <w:pPr>
+        <w:spacing w:before="0" w:after="110" w:line="300" w:lineRule="auto"/>
+      </w:pPr>
+      <w:r>
+        <w:rPr>
+          <w:rFonts w:ascii="Times New Roman" w:hAnsi="Times New Roman" w:eastAsia="Malgun Gothic"/>
+          <w:b/>
+          <w:i w:val="0"/>
+          <w:sz w:val="22"/>
+        </w:rPr>
+        <w:t xml:space="preserve">Анна: </w:t>
+      </w:r>
+      <w:r>
+        <w:rPr>
+          <w:rFonts w:ascii="Times New Roman" w:hAnsi="Times New Roman" w:eastAsia="Malgun Gothic"/>
+          <w:b w:val="0"/>
+          <w:i w:val="0"/>
+          <w:sz w:val="22"/>
+        </w:rPr>
+        <w:t>Нет, сынок. Там — твои. А я — твоя всегда. Иди.</w:t>
+      </w:r>
+    </w:p>
+    <w:p>
+      <w:pPr>
+        <w:spacing w:before="0" w:after="110" w:line="300" w:lineRule="auto"/>
+      </w:pPr>
+      <w:r>
+        <w:rPr>
+          <w:rFonts w:ascii="Times New Roman" w:hAnsi="Times New Roman" w:eastAsia="Malgun Gothic"/>
+          <w:b/>
+          <w:i w:val="0"/>
+          <w:sz w:val="22"/>
+        </w:rPr>
+        <w:t xml:space="preserve">Лёша: </w:t>
+      </w:r>
+      <w:r>
+        <w:rPr>
+          <w:rFonts w:ascii="Times New Roman" w:hAnsi="Times New Roman" w:eastAsia="Malgun Gothic"/>
+          <w:b w:val="0"/>
+          <w:i/>
+          <w:color w:val="555555"/>
+          <w:sz w:val="22"/>
+        </w:rPr>
+        <w:t>(вытирая лицо, собираясь с силами)</w:t>
+      </w:r>
+      <w:r>
+        <w:rPr>
+          <w:rFonts w:ascii="Times New Roman" w:hAnsi="Times New Roman" w:eastAsia="Malgun Gothic"/>
+          <w:b w:val="0"/>
+          <w:i w:val="0"/>
+          <w:sz w:val="22"/>
+        </w:rPr>
+        <w:t xml:space="preserve"> Иду.</w:t>
+      </w:r>
+    </w:p>
+    <w:p>
+      <w:pPr>
+        <w:spacing w:before="0" w:after="110" w:line="300" w:lineRule="auto"/>
+      </w:pPr>
+      <w:r>
+        <w:rPr>
+          <w:rFonts w:ascii="Times New Roman" w:hAnsi="Times New Roman" w:eastAsia="Malgun Gothic"/>
+          <w:b/>
+          <w:i w:val="0"/>
+          <w:sz w:val="22"/>
+        </w:rPr>
+        <w:t xml:space="preserve">Катя: </w:t>
+      </w:r>
+      <w:r>
+        <w:rPr>
+          <w:rFonts w:ascii="Times New Roman" w:hAnsi="Times New Roman" w:eastAsia="Malgun Gothic"/>
+          <w:b w:val="0"/>
+          <w:i w:val="0"/>
+          <w:sz w:val="22"/>
+        </w:rPr>
+        <w:t>Речь нужна? Я могу набросать за пять минут.</w:t>
+      </w:r>
+    </w:p>
+    <w:p>
+      <w:pPr>
+        <w:spacing w:before="0" w:after="110" w:line="300" w:lineRule="auto"/>
+      </w:pPr>
+      <w:r>
+        <w:rPr>
+          <w:rFonts w:ascii="Times New Roman" w:hAnsi="Times New Roman" w:eastAsia="Malgun Gothic"/>
+          <w:b/>
+          <w:i w:val="0"/>
+          <w:sz w:val="22"/>
+        </w:rPr>
+        <w:t xml:space="preserve">Лёша: </w:t>
+      </w:r>
+      <w:r>
+        <w:rPr>
+          <w:rFonts w:ascii="Times New Roman" w:hAnsi="Times New Roman" w:eastAsia="Malgun Gothic"/>
+          <w:b w:val="0"/>
+          <w:i w:val="0"/>
+          <w:sz w:val="22"/>
+        </w:rPr>
+        <w:t>Не нужна, Катя. Я скажу им «спасибо». И «завтра за работу». Больше ничего.</w:t>
+      </w:r>
+    </w:p>
+    <w:p>
+      <w:pPr>
+        <w:spacing w:before="0" w:after="110" w:line="300" w:lineRule="auto"/>
+      </w:pPr>
+      <w:r>
+        <w:rPr>
+          <w:rFonts w:ascii="Times New Roman" w:hAnsi="Times New Roman" w:eastAsia="Malgun Gothic"/>
+          <w:b/>
+          <w:i w:val="0"/>
+          <w:sz w:val="22"/>
+        </w:rPr>
+        <w:t xml:space="preserve">Катя: </w:t>
+      </w:r>
+      <w:r>
+        <w:rPr>
+          <w:rFonts w:ascii="Times New Roman" w:hAnsi="Times New Roman" w:eastAsia="Malgun Gothic"/>
+          <w:b w:val="0"/>
+          <w:i/>
+          <w:color w:val="555555"/>
+          <w:sz w:val="22"/>
+        </w:rPr>
+        <w:t>(улыбается сквозь усталость)</w:t>
+      </w:r>
+      <w:r>
+        <w:rPr>
+          <w:rFonts w:ascii="Times New Roman" w:hAnsi="Times New Roman" w:eastAsia="Malgun Gothic"/>
+          <w:b w:val="0"/>
+          <w:i w:val="0"/>
+          <w:sz w:val="22"/>
+        </w:rPr>
+        <w:t xml:space="preserve"> Самая короткая речь в истории.</w:t>
+      </w:r>
+    </w:p>
+    <w:p>
+      <w:pPr>
+        <w:spacing w:before="0" w:after="110" w:line="300" w:lineRule="auto"/>
+      </w:pPr>
+      <w:r>
+        <w:rPr>
+          <w:rFonts w:ascii="Times New Roman" w:hAnsi="Times New Roman" w:eastAsia="Malgun Gothic"/>
+          <w:b/>
+          <w:i w:val="0"/>
+          <w:sz w:val="22"/>
+        </w:rPr>
+        <w:t xml:space="preserve">Лёша: </w:t>
+      </w:r>
+      <w:r>
+        <w:rPr>
+          <w:rFonts w:ascii="Times New Roman" w:hAnsi="Times New Roman" w:eastAsia="Malgun Gothic"/>
+          <w:b w:val="0"/>
+          <w:i w:val="0"/>
+          <w:sz w:val="22"/>
+        </w:rPr>
+        <w:t>Зато честная. Пойдёмте.</w:t>
+      </w:r>
+    </w:p>
+    <w:p>
+      <w:pPr>
+        <w:spacing w:before="0" w:after="110" w:line="300" w:lineRule="auto"/>
+      </w:pPr>
+      <w:r>
+        <w:rPr>
+          <w:rFonts w:ascii="Times New Roman" w:hAnsi="Times New Roman" w:eastAsia="Malgun Gothic"/>
+          <w:b/>
+          <w:i w:val="0"/>
+          <w:sz w:val="22"/>
+        </w:rPr>
+        <w:t xml:space="preserve">Ирина: </w:t>
+      </w:r>
+      <w:r>
+        <w:rPr>
+          <w:rFonts w:ascii="Times New Roman" w:hAnsi="Times New Roman" w:eastAsia="Malgun Gothic"/>
+          <w:b w:val="0"/>
+          <w:i w:val="0"/>
+          <w:sz w:val="22"/>
+        </w:rPr>
+        <w:t>Готовы, Алексей Николаевич?</w:t>
+      </w:r>
+    </w:p>
+    <w:p>
+      <w:pPr>
+        <w:spacing w:before="0" w:after="110" w:line="300" w:lineRule="auto"/>
+      </w:pPr>
+      <w:r>
+        <w:rPr>
+          <w:rFonts w:ascii="Times New Roman" w:hAnsi="Times New Roman" w:eastAsia="Malgun Gothic"/>
+          <w:b/>
+          <w:i w:val="0"/>
+          <w:sz w:val="22"/>
+        </w:rPr>
+        <w:t xml:space="preserve">Лёша: </w:t>
+      </w:r>
+      <w:r>
+        <w:rPr>
+          <w:rFonts w:ascii="Times New Roman" w:hAnsi="Times New Roman" w:eastAsia="Malgun Gothic"/>
+          <w:b w:val="0"/>
+          <w:i/>
+          <w:color w:val="555555"/>
+          <w:sz w:val="22"/>
+        </w:rPr>
+        <w:t>(глядя на светлеющее небо над городом)</w:t>
+      </w:r>
+      <w:r>
+        <w:rPr>
+          <w:rFonts w:ascii="Times New Roman" w:hAnsi="Times New Roman" w:eastAsia="Malgun Gothic"/>
+          <w:b w:val="0"/>
+          <w:i w:val="0"/>
+          <w:sz w:val="22"/>
+        </w:rPr>
+        <w:t xml:space="preserve"> Готов настолько, насколько вообще можно быть готовым в такую ночь. Идём встречать рассвет вместе с ними.</w:t>
+      </w:r>
+    </w:p>
+    <w:p>
+      <w:pPr>
+        <w:keepNext/>
+        <w:spacing w:before="320" w:after="140"/>
+      </w:pPr>
+      <w:r>
+        <w:rPr>
+          <w:rFonts w:ascii="Times New Roman" w:hAnsi="Times New Roman" w:eastAsia="Malgun Gothic"/>
+          <w:b/>
+          <w:i w:val="0"/>
+          <w:color w:val="1F3864"/>
+          <w:sz w:val="26"/>
+        </w:rPr>
+        <w:t>핵심 문학 인용</w:t>
+      </w:r>
+    </w:p>
+    <w:p>
+      <w:pPr>
         <w:spacing w:before="0" w:after="120"/>
       </w:pPr>
       <w:r>
@@ -3615,7 +4693,184 @@
           <w:i w:val="0"/>
           <w:sz w:val="22"/>
         </w:rPr>
-        <w:t xml:space="preserve"> — не поле перейти» — 한국어 해설: 삶은 들판 하나 건너듯 쉽지 않다는 속담으로, 파스테르나크가 시 「햄릿」(『닥터 지바고』의 시편)의 마지막 행으로 쓴 것으로도 유명하다. 당선의 밤 발코니에서 떠난 이들을 떠올리며 무너진 료샤에게, 어머니 안나가 남편이 힘들 때마다 되뇌던 말이라며 건넨다. 료샤가 "파스테르나크가 「햄릿」을 이렇게 끝맺는다"고 하자 안나는 "파스테르나크가 민중에게서 가져온 것"이라고 받는다. 승리의 환호 속 고립감을 어머니의 소박한 말이 감싸는 장면 (장면 10).</w:t>
+        <w:t xml:space="preserve"> — не поле перейти» — 한국어 해설: 삶은 들판 하나 건너듯 쉽지 않다는 속담으로, 파스테르나크가 시 「햄릿」(『닥터 지바고』의 시편)의 마지막 행으로 쓴 것으로도 유명하다. 당선의 밤 발코니에서 떠난 이들을 떠올리며 무너진 료샤에게, 어머니 안나가 남편이 힘들 때마다 되뇌던 말이라며 건넨다. 료샤가 "파스테르나크가 「햄릿」을 이렇게 끝맺는다"고 하자 안나는 "파스테르나크가 민중에게서 가져온 것"이라고 받는다. 승리의 환호 속 고립감을 어머니의 소박한 말이 감싸는 장면 (장면 11).</w:t>
+      </w:r>
+    </w:p>
+    <w:p>
+      <w:pPr>
+        <w:keepNext/>
+        <w:spacing w:before="320" w:after="140"/>
+      </w:pPr>
+      <w:r>
+        <w:rPr>
+          <w:rFonts w:ascii="Times New Roman" w:hAnsi="Times New Roman" w:eastAsia="Malgun Gothic"/>
+          <w:b/>
+          <w:i w:val="0"/>
+          <w:color w:val="1F3864"/>
+          <w:sz w:val="26"/>
+        </w:rPr>
+        <w:t>생활 표현</w:t>
+      </w:r>
+    </w:p>
+    <w:p>
+      <w:pPr>
+        <w:spacing w:before="0" w:after="120"/>
+      </w:pPr>
+      <w:r>
+        <w:rPr>
+          <w:rFonts w:ascii="Times New Roman" w:hAnsi="Times New Roman" w:eastAsia="Malgun Gothic"/>
+          <w:b/>
+          <w:i w:val="0"/>
+          <w:sz w:val="22"/>
+        </w:rPr>
+        <w:t>«маковой росинки во рту не было»</w:t>
+      </w:r>
+      <w:r>
+        <w:rPr>
+          <w:rFonts w:ascii="Times New Roman" w:hAnsi="Times New Roman" w:eastAsia="Malgun Gothic"/>
+          <w:b w:val="0"/>
+          <w:i w:val="0"/>
+          <w:sz w:val="22"/>
+        </w:rPr>
+        <w:t xml:space="preserve"> — 한국어 해설: 직역 “양귀비 씨 이슬 한 방울도 입에 안 들어갔다”, 곧 “쫄쫄 굶었다, 아무것도 못 먹었다”. 하루 종일 바빠 끼니를 거른 사람이 쓰는 관용구로, 구어·문어 모두 가능. 료샤가 새벽 본부에서 뒤늦게 허기를 깨달으며. 장면 8.</w:t>
+      </w:r>
+    </w:p>
+    <w:p>
+      <w:pPr>
+        <w:spacing w:before="0" w:after="120"/>
+      </w:pPr>
+      <w:r>
+        <w:rPr>
+          <w:rFonts w:ascii="Times New Roman" w:hAnsi="Times New Roman" w:eastAsia="Malgun Gothic"/>
+          <w:b/>
+          <w:i w:val="0"/>
+          <w:sz w:val="22"/>
+        </w:rPr>
+        <w:t>«Каюсь»</w:t>
+      </w:r>
+      <w:r>
+        <w:rPr>
+          <w:rFonts w:ascii="Times New Roman" w:hAnsi="Times New Roman" w:eastAsia="Malgun Gothic"/>
+          <w:b w:val="0"/>
+          <w:i w:val="0"/>
+          <w:sz w:val="22"/>
+        </w:rPr>
+        <w:t xml:space="preserve"> — 한국어 해설: “제 탓이에요, 자백합니다”. 원래 ‘참회하다’는 동사지만 일상에서는 사소한 잘못을 반쯤 장난스럽게 인정할 때 쓴다. 카탸가 과자를 다 먹어 치운 범인이 자기라고 털어놓으며. 장면 8.</w:t>
+      </w:r>
+    </w:p>
+    <w:p>
+      <w:pPr>
+        <w:spacing w:before="0" w:after="120"/>
+      </w:pPr>
+      <w:r>
+        <w:rPr>
+          <w:rFonts w:ascii="Times New Roman" w:hAnsi="Times New Roman" w:eastAsia="Malgun Gothic"/>
+          <w:b/>
+          <w:i w:val="0"/>
+          <w:sz w:val="22"/>
+        </w:rPr>
+        <w:t>«лишь бы горячее»</w:t>
+      </w:r>
+      <w:r>
+        <w:rPr>
+          <w:rFonts w:ascii="Times New Roman" w:hAnsi="Times New Roman" w:eastAsia="Malgun Gothic"/>
+          <w:b w:val="0"/>
+          <w:i w:val="0"/>
+          <w:sz w:val="22"/>
+        </w:rPr>
+        <w:t xml:space="preserve"> — 한국어 해설: лишь бы는 “~하기만 하면 (뭐든 좋다)”. 조건 하나만 채우면 나머지는 상관없다는 뜻으로 주문·선택 상황에서 자주 쓴다. 그레벤시코프가 배달 메뉴를 고르며 “뜨겁고 많기만 하면 아무거나”. 장면 8.</w:t>
+      </w:r>
+    </w:p>
+    <w:p>
+      <w:pPr>
+        <w:spacing w:before="0" w:after="120"/>
+      </w:pPr>
+      <w:r>
+        <w:rPr>
+          <w:rFonts w:ascii="Times New Roman" w:hAnsi="Times New Roman" w:eastAsia="Malgun Gothic"/>
+          <w:b/>
+          <w:i w:val="0"/>
+          <w:sz w:val="22"/>
+        </w:rPr>
+        <w:t>«Пусть человек порадуется»</w:t>
+      </w:r>
+      <w:r>
+        <w:rPr>
+          <w:rFonts w:ascii="Times New Roman" w:hAnsi="Times New Roman" w:eastAsia="Malgun Gothic"/>
+          <w:b w:val="0"/>
+          <w:i w:val="0"/>
+          <w:sz w:val="22"/>
+        </w:rPr>
+        <w:t xml:space="preserve"> — 한국어 해설: “그 사람 좋아하는 거 하게 둬요”. 남의 사소한 취향이나 즐거움을 너그럽게 봐주자고 할 때 쓰는 구어. человек은 여기서 3인칭처럼 상대를 가리키는 친근한 말투. 료샤가 파인애플 피자를 원하는 그레벤시코프를 두둔하며. 장면 8.</w:t>
+      </w:r>
+    </w:p>
+    <w:p>
+      <w:pPr>
+        <w:spacing w:before="0" w:after="120"/>
+      </w:pPr>
+      <w:r>
+        <w:rPr>
+          <w:rFonts w:ascii="Times New Roman" w:hAnsi="Times New Roman" w:eastAsia="Malgun Gothic"/>
+          <w:b/>
+          <w:i w:val="0"/>
+          <w:sz w:val="22"/>
+        </w:rPr>
+        <w:t>«Что ж ты молчала?»</w:t>
+      </w:r>
+      <w:r>
+        <w:rPr>
+          <w:rFonts w:ascii="Times New Roman" w:hAnsi="Times New Roman" w:eastAsia="Malgun Gothic"/>
+          <w:b w:val="0"/>
+          <w:i w:val="0"/>
+          <w:sz w:val="22"/>
+        </w:rPr>
+        <w:t xml:space="preserve"> — 한국어 해설: “왜 진작 말 안 했어?”. 중요한 걸 늦게 알게 됐을 때 가족·친구에게 하는 반가움 섞인 타박. же(ж)가 “아니 그럼”의 어감을 더한다. 료샤가 피로시키를 싸 온 어머니에게. 장면 8.</w:t>
+      </w:r>
+    </w:p>
+    <w:p>
+      <w:pPr>
+        <w:spacing w:before="0" w:after="120"/>
+      </w:pPr>
+      <w:r>
+        <w:rPr>
+          <w:rFonts w:ascii="Times New Roman" w:hAnsi="Times New Roman" w:eastAsia="Malgun Gothic"/>
+          <w:b/>
+          <w:i w:val="0"/>
+          <w:sz w:val="22"/>
+        </w:rPr>
+        <w:t>«сидеть сложа руки»</w:t>
+      </w:r>
+      <w:r>
+        <w:rPr>
+          <w:rFonts w:ascii="Times New Roman" w:hAnsi="Times New Roman" w:eastAsia="Malgun Gothic"/>
+          <w:b w:val="0"/>
+          <w:i w:val="0"/>
+          <w:sz w:val="22"/>
+        </w:rPr>
+        <w:t xml:space="preserve"> — 한국어 해설: “손 놓고 가만히 앉아 있다”. 무언가 해야 할 때 아무것도 안 하는 상태를 가리키는 관용구로, 주로 부정문(«не могу сидеть сложа руки»)으로 쓴다. 안나가 개표를 기다리며 피로시키를 구운 이유를 말하며. 장면 8.</w:t>
+      </w:r>
+    </w:p>
+    <w:p>
+      <w:pPr>
+        <w:spacing w:before="0" w:after="120"/>
+      </w:pPr>
+      <w:r>
+        <w:rPr>
+          <w:rFonts w:ascii="Times New Roman" w:hAnsi="Times New Roman" w:eastAsia="Malgun Gothic"/>
+          <w:b/>
+          <w:i w:val="0"/>
+          <w:sz w:val="22"/>
+        </w:rPr>
+        <w:t>«с голодухи всё вкусно»</w:t>
+      </w:r>
+      <w:r>
+        <w:rPr>
+          <w:rFonts w:ascii="Times New Roman" w:hAnsi="Times New Roman" w:eastAsia="Malgun Gothic"/>
+          <w:b w:val="0"/>
+          <w:i w:val="0"/>
+          <w:sz w:val="22"/>
+        </w:rPr>
+        <w:t xml:space="preserve"> — 한국어 해설: “배고플 땐 뭐든 맛있다”. голодуха는 голод의 구어형으로 ‘쫄쫄 굶은 상태’. 식은 음식이나 소박한 음식을 내놓으며 겸손하게 권할 때 쓴다. 안나가 식은 피로시키를 권하며. 장면 8.</w:t>
       </w:r>
     </w:p>
     <w:p>
